--- a/Doc/requisitos_estagio.docx
+++ b/Doc/requisitos_estagio.docx
@@ -20,7 +20,7 @@
           <w:sz w:val="28"/>
           <w:szCs w:val="28"/>
         </w:rPr>
-        <w:t>0CURSO SUPERIOR DE TECNOLOGIA EM ANÁLISE E DESENVOLVIMENTO DE SISTEMAS</w:t>
+        <w:t>CURSO SUPERIOR DE TECNOLOGIA EM ANÁLISE E DESENVOLVIMENTO DE SISTEMAS</w:t>
       </w:r>
     </w:p>
     <w:p/>
@@ -872,7 +872,7 @@
     </w:p>
     <w:p>
       <w:pPr>
-        <w:pStyle w:val="18"/>
+        <w:pStyle w:val="13"/>
         <w:ind w:left="4678"/>
         <w:jc w:val="both"/>
         <w:rPr>
@@ -1003,7 +1003,7 @@
     </w:p>
     <w:p>
       <w:pPr>
-        <w:pStyle w:val="29"/>
+        <w:pStyle w:val="21"/>
         <w:tabs>
           <w:tab w:val="left" w:pos="480"/>
           <w:tab w:val="right" w:leader="dot" w:pos="9395"/>
@@ -1050,7 +1050,7 @@
       </w:r>
       <w:r>
         <w:rPr>
-          <w:rStyle w:val="13"/>
+          <w:rStyle w:val="16"/>
           <w:lang w:val="pt-BR" w:eastAsia="ja-JP"/>
         </w:rPr>
         <w:t>1</w:t>
@@ -1066,7 +1066,7 @@
       </w:r>
       <w:r>
         <w:rPr>
-          <w:rStyle w:val="13"/>
+          <w:rStyle w:val="16"/>
           <w:lang w:val="pt-BR" w:eastAsia="ja-JP"/>
         </w:rPr>
         <w:t>INTRODUÇÃO</w:t>
@@ -1116,7 +1116,7 @@
     </w:p>
     <w:p>
       <w:pPr>
-        <w:pStyle w:val="16"/>
+        <w:pStyle w:val="22"/>
         <w:tabs>
           <w:tab w:val="left" w:pos="849"/>
           <w:tab w:val="right" w:leader="dot" w:pos="9395"/>
@@ -1139,7 +1139,7 @@
       </w:r>
       <w:r>
         <w:rPr>
-          <w:rStyle w:val="13"/>
+          <w:rStyle w:val="16"/>
           <w:lang w:val="pt-BR" w:eastAsia="ja-JP"/>
         </w:rPr>
         <w:t>1.1</w:t>
@@ -1155,7 +1155,7 @@
       </w:r>
       <w:r>
         <w:rPr>
-          <w:rStyle w:val="13"/>
+          <w:rStyle w:val="16"/>
           <w:lang w:val="pt-BR" w:eastAsia="ja-JP"/>
         </w:rPr>
         <w:t>Identificação do Primeiro acadêmico</w:t>
@@ -1205,7 +1205,7 @@
     </w:p>
     <w:p>
       <w:pPr>
-        <w:pStyle w:val="16"/>
+        <w:pStyle w:val="22"/>
         <w:tabs>
           <w:tab w:val="left" w:pos="849"/>
           <w:tab w:val="right" w:leader="dot" w:pos="9395"/>
@@ -1228,7 +1228,7 @@
       </w:r>
       <w:r>
         <w:rPr>
-          <w:rStyle w:val="13"/>
+          <w:rStyle w:val="16"/>
           <w:lang w:val="pt-BR" w:eastAsia="ja-JP"/>
         </w:rPr>
         <w:t>1.2</w:t>
@@ -1244,7 +1244,7 @@
       </w:r>
       <w:r>
         <w:rPr>
-          <w:rStyle w:val="13"/>
+          <w:rStyle w:val="16"/>
           <w:lang w:val="pt-BR" w:eastAsia="ja-JP"/>
         </w:rPr>
         <w:t>Identificação do Segundo Acadêmico</w:t>
@@ -1294,7 +1294,7 @@
     </w:p>
     <w:p>
       <w:pPr>
-        <w:pStyle w:val="16"/>
+        <w:pStyle w:val="22"/>
         <w:tabs>
           <w:tab w:val="left" w:pos="849"/>
           <w:tab w:val="right" w:leader="dot" w:pos="9395"/>
@@ -1317,7 +1317,7 @@
       </w:r>
       <w:r>
         <w:rPr>
-          <w:rStyle w:val="13"/>
+          <w:rStyle w:val="16"/>
           <w:lang w:val="pt-BR" w:eastAsia="ja-JP"/>
         </w:rPr>
         <w:t>1.3</w:t>
@@ -1333,7 +1333,7 @@
       </w:r>
       <w:r>
         <w:rPr>
-          <w:rStyle w:val="13"/>
+          <w:rStyle w:val="16"/>
           <w:lang w:val="pt-BR" w:eastAsia="ja-JP"/>
         </w:rPr>
         <w:t>Identificação da Empresa</w:t>
@@ -1383,7 +1383,7 @@
     </w:p>
     <w:p>
       <w:pPr>
-        <w:pStyle w:val="16"/>
+        <w:pStyle w:val="22"/>
         <w:tabs>
           <w:tab w:val="left" w:pos="849"/>
           <w:tab w:val="right" w:leader="dot" w:pos="9395"/>
@@ -1406,7 +1406,7 @@
       </w:r>
       <w:r>
         <w:rPr>
-          <w:rStyle w:val="13"/>
+          <w:rStyle w:val="16"/>
           <w:lang w:val="pt-BR" w:eastAsia="ja-JP"/>
         </w:rPr>
         <w:t>1.4</w:t>
@@ -1422,7 +1422,7 @@
       </w:r>
       <w:r>
         <w:rPr>
-          <w:rStyle w:val="13"/>
+          <w:rStyle w:val="16"/>
           <w:lang w:val="pt-BR" w:eastAsia="ja-JP"/>
         </w:rPr>
         <w:t>Identificação do Sistema</w:t>
@@ -1472,7 +1472,7 @@
     </w:p>
     <w:p>
       <w:pPr>
-        <w:pStyle w:val="29"/>
+        <w:pStyle w:val="21"/>
         <w:tabs>
           <w:tab w:val="left" w:pos="480"/>
           <w:tab w:val="right" w:leader="dot" w:pos="9395"/>
@@ -1495,7 +1495,7 @@
       </w:r>
       <w:r>
         <w:rPr>
-          <w:rStyle w:val="13"/>
+          <w:rStyle w:val="16"/>
           <w:lang w:val="pt-BR" w:eastAsia="ja-JP"/>
         </w:rPr>
         <w:t>2</w:t>
@@ -1511,7 +1511,7 @@
       </w:r>
       <w:r>
         <w:rPr>
-          <w:rStyle w:val="13"/>
+          <w:rStyle w:val="16"/>
           <w:lang w:val="pt-BR" w:eastAsia="ja-JP"/>
         </w:rPr>
         <w:t>IDENTIFICAÇÃO DOS REQUISITOS</w:t>
@@ -1561,7 +1561,7 @@
     </w:p>
     <w:p>
       <w:pPr>
-        <w:pStyle w:val="16"/>
+        <w:pStyle w:val="22"/>
         <w:tabs>
           <w:tab w:val="left" w:pos="849"/>
           <w:tab w:val="right" w:leader="dot" w:pos="9395"/>
@@ -1584,7 +1584,7 @@
       </w:r>
       <w:r>
         <w:rPr>
-          <w:rStyle w:val="13"/>
+          <w:rStyle w:val="16"/>
           <w:lang w:val="pt-BR" w:eastAsia="ja-JP"/>
         </w:rPr>
         <w:t>2.1</w:t>
@@ -1600,7 +1600,7 @@
       </w:r>
       <w:r>
         <w:rPr>
-          <w:rStyle w:val="13"/>
+          <w:rStyle w:val="16"/>
           <w:lang w:val="pt-BR" w:eastAsia="ja-JP"/>
         </w:rPr>
         <w:t>Requisitos de Negócio</w:t>
@@ -1650,7 +1650,7 @@
     </w:p>
     <w:p>
       <w:pPr>
-        <w:pStyle w:val="16"/>
+        <w:pStyle w:val="22"/>
         <w:tabs>
           <w:tab w:val="left" w:pos="849"/>
           <w:tab w:val="right" w:leader="dot" w:pos="9395"/>
@@ -1673,7 +1673,7 @@
       </w:r>
       <w:r>
         <w:rPr>
-          <w:rStyle w:val="13"/>
+          <w:rStyle w:val="16"/>
           <w:lang w:val="pt-BR" w:eastAsia="ja-JP"/>
         </w:rPr>
         <w:t>2.2</w:t>
@@ -1689,7 +1689,7 @@
       </w:r>
       <w:r>
         <w:rPr>
-          <w:rStyle w:val="13"/>
+          <w:rStyle w:val="16"/>
           <w:lang w:val="pt-BR" w:eastAsia="ja-JP"/>
         </w:rPr>
         <w:t>Requisitos Funcionais</w:t>
@@ -1739,7 +1739,7 @@
     </w:p>
     <w:p>
       <w:pPr>
-        <w:pStyle w:val="16"/>
+        <w:pStyle w:val="22"/>
         <w:tabs>
           <w:tab w:val="left" w:pos="849"/>
           <w:tab w:val="right" w:leader="dot" w:pos="9395"/>
@@ -1762,7 +1762,7 @@
       </w:r>
       <w:r>
         <w:rPr>
-          <w:rStyle w:val="13"/>
+          <w:rStyle w:val="16"/>
           <w:lang w:val="pt-BR" w:eastAsia="ja-JP"/>
         </w:rPr>
         <w:t>2.3</w:t>
@@ -1778,7 +1778,7 @@
       </w:r>
       <w:r>
         <w:rPr>
-          <w:rStyle w:val="13"/>
+          <w:rStyle w:val="16"/>
           <w:lang w:val="pt-BR" w:eastAsia="ja-JP"/>
         </w:rPr>
         <w:t>Requisitos Não Funcionais</w:t>
@@ -1828,7 +1828,7 @@
     </w:p>
     <w:p>
       <w:pPr>
-        <w:pStyle w:val="28"/>
+        <w:pStyle w:val="23"/>
         <w:tabs>
           <w:tab w:val="left" w:pos="1415"/>
           <w:tab w:val="right" w:leader="dot" w:pos="9395"/>
@@ -1851,7 +1851,7 @@
       </w:r>
       <w:r>
         <w:rPr>
-          <w:rStyle w:val="13"/>
+          <w:rStyle w:val="16"/>
           <w:lang w:val="pt-BR" w:eastAsia="ja-JP"/>
         </w:rPr>
         <w:t>2.3.1</w:t>
@@ -1867,7 +1867,7 @@
       </w:r>
       <w:r>
         <w:rPr>
-          <w:rStyle w:val="13"/>
+          <w:rStyle w:val="16"/>
           <w:lang w:val="pt-BR" w:eastAsia="ja-JP"/>
         </w:rPr>
         <w:t>Requisitos Mínimos de Hardware</w:t>
@@ -1917,7 +1917,7 @@
     </w:p>
     <w:p>
       <w:pPr>
-        <w:pStyle w:val="28"/>
+        <w:pStyle w:val="23"/>
         <w:tabs>
           <w:tab w:val="left" w:pos="1415"/>
           <w:tab w:val="right" w:leader="dot" w:pos="9395"/>
@@ -1940,7 +1940,7 @@
       </w:r>
       <w:r>
         <w:rPr>
-          <w:rStyle w:val="13"/>
+          <w:rStyle w:val="16"/>
           <w:lang w:val="pt-BR" w:eastAsia="ja-JP"/>
         </w:rPr>
         <w:t>2.3.2</w:t>
@@ -1956,7 +1956,7 @@
       </w:r>
       <w:r>
         <w:rPr>
-          <w:rStyle w:val="13"/>
+          <w:rStyle w:val="16"/>
           <w:lang w:val="pt-BR" w:eastAsia="ja-JP"/>
         </w:rPr>
         <w:t>Requisitos de Software Básico</w:t>
@@ -2006,7 +2006,7 @@
     </w:p>
     <w:p>
       <w:pPr>
-        <w:pStyle w:val="28"/>
+        <w:pStyle w:val="23"/>
         <w:tabs>
           <w:tab w:val="left" w:pos="1415"/>
           <w:tab w:val="right" w:leader="dot" w:pos="9395"/>
@@ -2029,7 +2029,7 @@
       </w:r>
       <w:r>
         <w:rPr>
-          <w:rStyle w:val="13"/>
+          <w:rStyle w:val="16"/>
           <w:lang w:val="pt-BR" w:eastAsia="ja-JP"/>
         </w:rPr>
         <w:t>2.3.3</w:t>
@@ -2045,7 +2045,7 @@
       </w:r>
       <w:r>
         <w:rPr>
-          <w:rStyle w:val="13"/>
+          <w:rStyle w:val="16"/>
           <w:lang w:val="pt-BR" w:eastAsia="ja-JP"/>
         </w:rPr>
         <w:t>Outros Requisitos Não Funcionais</w:t>
@@ -2095,7 +2095,7 @@
     </w:p>
     <w:p>
       <w:pPr>
-        <w:pStyle w:val="28"/>
+        <w:pStyle w:val="23"/>
         <w:tabs>
           <w:tab w:val="left" w:pos="1415"/>
           <w:tab w:val="right" w:leader="dot" w:pos="9395"/>
@@ -2118,7 +2118,7 @@
       </w:r>
       <w:r>
         <w:rPr>
-          <w:rStyle w:val="13"/>
+          <w:rStyle w:val="16"/>
           <w:lang w:val="pt-BR" w:eastAsia="ja-JP"/>
         </w:rPr>
         <w:t>2.3.4</w:t>
@@ -2134,7 +2134,7 @@
       </w:r>
       <w:r>
         <w:rPr>
-          <w:rStyle w:val="13"/>
+          <w:rStyle w:val="16"/>
           <w:lang w:val="pt-BR" w:eastAsia="ja-JP"/>
         </w:rPr>
         <w:t>Requisitos Adiados</w:t>
@@ -2184,7 +2184,7 @@
     </w:p>
     <w:p>
       <w:pPr>
-        <w:pStyle w:val="29"/>
+        <w:pStyle w:val="21"/>
         <w:tabs>
           <w:tab w:val="left" w:pos="480"/>
           <w:tab w:val="right" w:leader="dot" w:pos="9395"/>
@@ -2207,7 +2207,7 @@
       </w:r>
       <w:r>
         <w:rPr>
-          <w:rStyle w:val="13"/>
+          <w:rStyle w:val="16"/>
           <w:lang w:val="pt-BR" w:eastAsia="ja-JP"/>
         </w:rPr>
         <w:t>3</w:t>
@@ -2223,7 +2223,7 @@
       </w:r>
       <w:r>
         <w:rPr>
-          <w:rStyle w:val="13"/>
+          <w:rStyle w:val="16"/>
           <w:lang w:val="pt-BR" w:eastAsia="ja-JP"/>
         </w:rPr>
         <w:t>PLANEJAMENTO E ESTIMATIVA</w:t>
@@ -2273,7 +2273,7 @@
     </w:p>
     <w:p>
       <w:pPr>
-        <w:pStyle w:val="29"/>
+        <w:pStyle w:val="21"/>
         <w:tabs>
           <w:tab w:val="left" w:pos="480"/>
           <w:tab w:val="right" w:leader="dot" w:pos="9395"/>
@@ -2296,7 +2296,7 @@
       </w:r>
       <w:r>
         <w:rPr>
-          <w:rStyle w:val="13"/>
+          <w:rStyle w:val="16"/>
           <w:lang w:val="pt-BR" w:eastAsia="ja-JP"/>
         </w:rPr>
         <w:t>4</w:t>
@@ -2312,7 +2312,7 @@
       </w:r>
       <w:r>
         <w:rPr>
-          <w:rStyle w:val="13"/>
+          <w:rStyle w:val="16"/>
           <w:lang w:val="pt-BR" w:eastAsia="ja-JP"/>
         </w:rPr>
         <w:t>ESPECIFICAÇÃO</w:t>
@@ -2362,7 +2362,7 @@
     </w:p>
     <w:p>
       <w:pPr>
-        <w:pStyle w:val="16"/>
+        <w:pStyle w:val="22"/>
         <w:tabs>
           <w:tab w:val="left" w:pos="849"/>
           <w:tab w:val="right" w:leader="dot" w:pos="9395"/>
@@ -2385,7 +2385,7 @@
       </w:r>
       <w:r>
         <w:rPr>
-          <w:rStyle w:val="13"/>
+          <w:rStyle w:val="16"/>
           <w:lang w:val="pt-BR" w:eastAsia="ja-JP"/>
         </w:rPr>
         <w:t>4.1</w:t>
@@ -2401,7 +2401,7 @@
       </w:r>
       <w:r>
         <w:rPr>
-          <w:rStyle w:val="13"/>
+          <w:rStyle w:val="16"/>
           <w:lang w:val="pt-BR" w:eastAsia="ja-JP"/>
         </w:rPr>
         <w:t>Funcionamento atual</w:t>
@@ -2451,7 +2451,7 @@
     </w:p>
     <w:p>
       <w:pPr>
-        <w:pStyle w:val="16"/>
+        <w:pStyle w:val="22"/>
         <w:tabs>
           <w:tab w:val="left" w:pos="849"/>
           <w:tab w:val="right" w:leader="dot" w:pos="9395"/>
@@ -2474,7 +2474,7 @@
       </w:r>
       <w:r>
         <w:rPr>
-          <w:rStyle w:val="13"/>
+          <w:rStyle w:val="16"/>
           <w:lang w:val="pt-BR" w:eastAsia="ja-JP"/>
         </w:rPr>
         <w:t>4.2</w:t>
@@ -2490,7 +2490,7 @@
       </w:r>
       <w:r>
         <w:rPr>
-          <w:rStyle w:val="13"/>
+          <w:rStyle w:val="16"/>
           <w:lang w:val="pt-BR" w:eastAsia="ja-JP"/>
         </w:rPr>
         <w:t>Descrição dos requisitos funcionais</w:t>
@@ -2540,7 +2540,7 @@
     </w:p>
     <w:p>
       <w:pPr>
-        <w:pStyle w:val="29"/>
+        <w:pStyle w:val="21"/>
         <w:tabs>
           <w:tab w:val="left" w:pos="480"/>
           <w:tab w:val="right" w:leader="dot" w:pos="9395"/>
@@ -2563,7 +2563,7 @@
       </w:r>
       <w:r>
         <w:rPr>
-          <w:rStyle w:val="13"/>
+          <w:rStyle w:val="16"/>
           <w:lang w:val="pt-BR" w:eastAsia="ja-JP"/>
         </w:rPr>
         <w:t>5</w:t>
@@ -2579,7 +2579,7 @@
       </w:r>
       <w:r>
         <w:rPr>
-          <w:rStyle w:val="13"/>
+          <w:rStyle w:val="16"/>
           <w:lang w:val="pt-BR" w:eastAsia="ja-JP"/>
         </w:rPr>
         <w:t>IDENTIFICAÇÃO DOS ATORES</w:t>
@@ -2629,7 +2629,7 @@
     </w:p>
     <w:p>
       <w:pPr>
-        <w:pStyle w:val="16"/>
+        <w:pStyle w:val="22"/>
         <w:tabs>
           <w:tab w:val="left" w:pos="849"/>
           <w:tab w:val="right" w:leader="dot" w:pos="9395"/>
@@ -2652,7 +2652,7 @@
       </w:r>
       <w:r>
         <w:rPr>
-          <w:rStyle w:val="13"/>
+          <w:rStyle w:val="16"/>
           <w:lang w:val="pt-BR" w:eastAsia="ja-JP"/>
         </w:rPr>
         <w:t>5.1</w:t>
@@ -2668,7 +2668,7 @@
       </w:r>
       <w:r>
         <w:rPr>
-          <w:rStyle w:val="13"/>
+          <w:rStyle w:val="16"/>
           <w:lang w:val="pt-BR" w:eastAsia="ja-JP"/>
         </w:rPr>
         <w:t>Lista de Atores do Sistema</w:t>
@@ -2718,7 +2718,7 @@
     </w:p>
     <w:p>
       <w:pPr>
-        <w:pStyle w:val="29"/>
+        <w:pStyle w:val="21"/>
         <w:tabs>
           <w:tab w:val="left" w:pos="480"/>
           <w:tab w:val="right" w:leader="dot" w:pos="9395"/>
@@ -2741,7 +2741,7 @@
       </w:r>
       <w:r>
         <w:rPr>
-          <w:rStyle w:val="13"/>
+          <w:rStyle w:val="16"/>
           <w:lang w:val="pt-BR" w:eastAsia="ja-JP"/>
         </w:rPr>
         <w:t>6</w:t>
@@ -2757,7 +2757,7 @@
       </w:r>
       <w:r>
         <w:rPr>
-          <w:rStyle w:val="13"/>
+          <w:rStyle w:val="16"/>
           <w:lang w:val="pt-BR" w:eastAsia="ja-JP"/>
         </w:rPr>
         <w:t>VISÃO DE CASOS DE USO</w:t>
@@ -2807,7 +2807,7 @@
     </w:p>
     <w:p>
       <w:pPr>
-        <w:pStyle w:val="16"/>
+        <w:pStyle w:val="22"/>
         <w:tabs>
           <w:tab w:val="left" w:pos="849"/>
           <w:tab w:val="right" w:leader="dot" w:pos="9395"/>
@@ -2830,7 +2830,7 @@
       </w:r>
       <w:r>
         <w:rPr>
-          <w:rStyle w:val="13"/>
+          <w:rStyle w:val="16"/>
           <w:lang w:val="pt-BR" w:eastAsia="ja-JP"/>
         </w:rPr>
         <w:t>6.1</w:t>
@@ -2846,7 +2846,7 @@
       </w:r>
       <w:r>
         <w:rPr>
-          <w:rStyle w:val="13"/>
+          <w:rStyle w:val="16"/>
           <w:lang w:val="pt-BR" w:eastAsia="ja-JP"/>
         </w:rPr>
         <w:t>Diagrama de Casos de Uso</w:t>
@@ -2896,7 +2896,7 @@
     </w:p>
     <w:p>
       <w:pPr>
-        <w:pStyle w:val="16"/>
+        <w:pStyle w:val="22"/>
         <w:tabs>
           <w:tab w:val="left" w:pos="849"/>
           <w:tab w:val="right" w:leader="dot" w:pos="9395"/>
@@ -2919,7 +2919,7 @@
       </w:r>
       <w:r>
         <w:rPr>
-          <w:rStyle w:val="13"/>
+          <w:rStyle w:val="16"/>
           <w:lang w:val="pt-BR" w:eastAsia="ja-JP"/>
         </w:rPr>
         <w:t>6.2</w:t>
@@ -2935,7 +2935,7 @@
       </w:r>
       <w:r>
         <w:rPr>
-          <w:rStyle w:val="13"/>
+          <w:rStyle w:val="16"/>
           <w:lang w:val="pt-BR" w:eastAsia="ja-JP"/>
         </w:rPr>
         <w:t>Descrição dos casos de Uso</w:t>
@@ -2985,7 +2985,7 @@
     </w:p>
     <w:p>
       <w:pPr>
-        <w:pStyle w:val="28"/>
+        <w:pStyle w:val="23"/>
         <w:tabs>
           <w:tab w:val="left" w:pos="1415"/>
           <w:tab w:val="right" w:leader="dot" w:pos="9395"/>
@@ -3008,7 +3008,7 @@
       </w:r>
       <w:r>
         <w:rPr>
-          <w:rStyle w:val="13"/>
+          <w:rStyle w:val="16"/>
           <w:lang w:val="pt-BR" w:eastAsia="ja-JP"/>
         </w:rPr>
         <w:t>6.2.1</w:t>
@@ -3024,7 +3024,7 @@
       </w:r>
       <w:r>
         <w:rPr>
-          <w:rStyle w:val="13"/>
+          <w:rStyle w:val="16"/>
           <w:lang w:val="pt-BR" w:eastAsia="ja-JP"/>
         </w:rPr>
         <w:t>Cadastrar  Localidades</w:t>
@@ -3074,7 +3074,7 @@
     </w:p>
     <w:p>
       <w:pPr>
-        <w:pStyle w:val="28"/>
+        <w:pStyle w:val="23"/>
         <w:tabs>
           <w:tab w:val="left" w:pos="1415"/>
           <w:tab w:val="right" w:leader="dot" w:pos="9395"/>
@@ -3097,7 +3097,7 @@
       </w:r>
       <w:r>
         <w:rPr>
-          <w:rStyle w:val="13"/>
+          <w:rStyle w:val="16"/>
           <w:lang w:val="pt-BR" w:eastAsia="ja-JP"/>
         </w:rPr>
         <w:t>6.2.2</w:t>
@@ -3113,7 +3113,7 @@
       </w:r>
       <w:r>
         <w:rPr>
-          <w:rStyle w:val="13"/>
+          <w:rStyle w:val="16"/>
           <w:lang w:val="pt-BR" w:eastAsia="ja-JP"/>
         </w:rPr>
         <w:t>Informar Compras</w:t>
@@ -3163,7 +3163,7 @@
     </w:p>
     <w:p>
       <w:pPr>
-        <w:pStyle w:val="28"/>
+        <w:pStyle w:val="23"/>
         <w:tabs>
           <w:tab w:val="left" w:pos="1415"/>
           <w:tab w:val="right" w:leader="dot" w:pos="9395"/>
@@ -3186,7 +3186,7 @@
       </w:r>
       <w:r>
         <w:rPr>
-          <w:rStyle w:val="13"/>
+          <w:rStyle w:val="16"/>
           <w:lang w:val="pt-BR" w:eastAsia="ja-JP"/>
         </w:rPr>
         <w:t>6.2.3</w:t>
@@ -3202,7 +3202,7 @@
       </w:r>
       <w:r>
         <w:rPr>
-          <w:rStyle w:val="13"/>
+          <w:rStyle w:val="16"/>
           <w:lang w:val="pt-BR" w:eastAsia="ja-JP"/>
         </w:rPr>
         <w:t>Emissão da Relação de Preços</w:t>
@@ -3252,7 +3252,7 @@
     </w:p>
     <w:p>
       <w:pPr>
-        <w:pStyle w:val="29"/>
+        <w:pStyle w:val="21"/>
         <w:tabs>
           <w:tab w:val="left" w:pos="480"/>
           <w:tab w:val="right" w:leader="dot" w:pos="9395"/>
@@ -3275,7 +3275,7 @@
       </w:r>
       <w:r>
         <w:rPr>
-          <w:rStyle w:val="13"/>
+          <w:rStyle w:val="16"/>
           <w:lang w:val="pt-BR" w:eastAsia="ja-JP"/>
         </w:rPr>
         <w:t>7</w:t>
@@ -3291,7 +3291,7 @@
       </w:r>
       <w:r>
         <w:rPr>
-          <w:rStyle w:val="13"/>
+          <w:rStyle w:val="16"/>
           <w:lang w:val="pt-BR" w:eastAsia="ja-JP"/>
         </w:rPr>
         <w:t>VISÃO ESTÁTICA</w:t>
@@ -3341,7 +3341,7 @@
     </w:p>
     <w:p>
       <w:pPr>
-        <w:pStyle w:val="16"/>
+        <w:pStyle w:val="22"/>
         <w:tabs>
           <w:tab w:val="left" w:pos="849"/>
           <w:tab w:val="right" w:leader="dot" w:pos="9395"/>
@@ -3364,7 +3364,7 @@
       </w:r>
       <w:r>
         <w:rPr>
-          <w:rStyle w:val="13"/>
+          <w:rStyle w:val="16"/>
           <w:lang w:val="pt-BR" w:eastAsia="ja-JP"/>
         </w:rPr>
         <w:t>7.1</w:t>
@@ -3380,7 +3380,7 @@
       </w:r>
       <w:r>
         <w:rPr>
-          <w:rStyle w:val="13"/>
+          <w:rStyle w:val="16"/>
           <w:lang w:val="pt-BR" w:eastAsia="ja-JP"/>
         </w:rPr>
         <w:t>Classes Conceituais</w:t>
@@ -3430,7 +3430,7 @@
     </w:p>
     <w:p>
       <w:pPr>
-        <w:pStyle w:val="29"/>
+        <w:pStyle w:val="21"/>
         <w:tabs>
           <w:tab w:val="left" w:pos="480"/>
           <w:tab w:val="right" w:leader="dot" w:pos="9395"/>
@@ -3453,7 +3453,7 @@
       </w:r>
       <w:r>
         <w:rPr>
-          <w:rStyle w:val="13"/>
+          <w:rStyle w:val="16"/>
           <w:lang w:val="pt-BR" w:eastAsia="ja-JP"/>
         </w:rPr>
         <w:t>8</w:t>
@@ -3469,7 +3469,7 @@
       </w:r>
       <w:r>
         <w:rPr>
-          <w:rStyle w:val="13"/>
+          <w:rStyle w:val="16"/>
           <w:lang w:val="pt-BR" w:eastAsia="ja-JP"/>
         </w:rPr>
         <w:t>DIAGRAMA DE ENTIDADE E RELACIONAMENTO</w:t>
@@ -3519,7 +3519,7 @@
     </w:p>
     <w:p>
       <w:pPr>
-        <w:pStyle w:val="16"/>
+        <w:pStyle w:val="22"/>
         <w:tabs>
           <w:tab w:val="left" w:pos="849"/>
           <w:tab w:val="right" w:leader="dot" w:pos="9395"/>
@@ -3542,7 +3542,7 @@
       </w:r>
       <w:r>
         <w:rPr>
-          <w:rStyle w:val="13"/>
+          <w:rStyle w:val="16"/>
           <w:lang w:val="pt-BR" w:eastAsia="ja-JP"/>
         </w:rPr>
         <w:t>8.1</w:t>
@@ -3558,7 +3558,7 @@
       </w:r>
       <w:r>
         <w:rPr>
-          <w:rStyle w:val="13"/>
+          <w:rStyle w:val="16"/>
           <w:lang w:val="pt-BR" w:eastAsia="ja-JP"/>
         </w:rPr>
         <w:t>Dicionário de Dados e atributos</w:t>
@@ -3608,7 +3608,7 @@
     </w:p>
     <w:p>
       <w:pPr>
-        <w:pStyle w:val="29"/>
+        <w:pStyle w:val="21"/>
         <w:tabs>
           <w:tab w:val="right" w:leader="dot" w:pos="9395"/>
         </w:tabs>
@@ -3630,7 +3630,7 @@
       </w:r>
       <w:r>
         <w:rPr>
-          <w:rStyle w:val="13"/>
+          <w:rStyle w:val="16"/>
           <w:lang w:val="pt-BR" w:eastAsia="ja-JP"/>
         </w:rPr>
         <w:t>ANEXOS</w:t>
@@ -3680,7 +3680,7 @@
     </w:p>
     <w:p>
       <w:pPr>
-        <w:pStyle w:val="16"/>
+        <w:pStyle w:val="22"/>
         <w:tabs>
           <w:tab w:val="right" w:leader="dot" w:pos="9078"/>
         </w:tabs>
@@ -4120,8 +4120,6 @@
         <w:t>IDENTIFICAÇÃO DOS REQUISITOS</w:t>
       </w:r>
       <w:bookmarkEnd w:id="5"/>
-      <w:bookmarkStart w:id="27" w:name="_GoBack"/>
-      <w:bookmarkEnd w:id="27"/>
     </w:p>
     <w:p>
       <w:pPr>
@@ -5014,70 +5012,6 @@
             </w:pPr>
             <w:r>
               <w:t>Diária</w:t>
-            </w:r>
-          </w:p>
-        </w:tc>
-      </w:tr>
-      <w:tr>
-        <w:tblPrEx>
-          <w:tblCellMar>
-            <w:top w:w="0" w:type="dxa"/>
-            <w:left w:w="108" w:type="dxa"/>
-            <w:bottom w:w="0" w:type="dxa"/>
-            <w:right w:w="108" w:type="dxa"/>
-          </w:tblCellMar>
-        </w:tblPrEx>
-        <w:tc>
-          <w:tcPr>
-            <w:tcW w:w="1056" w:type="dxa"/>
-            <w:tcBorders>
-              <w:top w:val="single" w:color="000000" w:sz="4" w:space="0"/>
-              <w:bottom w:val="single" w:color="000000" w:sz="4" w:space="0"/>
-            </w:tcBorders>
-          </w:tcPr>
-          <w:p>
-            <w:pPr>
-              <w:snapToGrid w:val="0"/>
-              <w:jc w:val="both"/>
-            </w:pPr>
-            <w:r>
-              <w:t>RF8</w:t>
-            </w:r>
-          </w:p>
-        </w:tc>
-        <w:tc>
-          <w:tcPr>
-            <w:tcW w:w="6255" w:type="dxa"/>
-            <w:tcBorders>
-              <w:top w:val="single" w:color="000000" w:sz="4" w:space="0"/>
-              <w:bottom w:val="single" w:color="000000" w:sz="4" w:space="0"/>
-            </w:tcBorders>
-          </w:tcPr>
-          <w:p>
-            <w:pPr>
-              <w:snapToGrid w:val="0"/>
-              <w:jc w:val="both"/>
-            </w:pPr>
-            <w:r>
-              <w:t>Registrar manutenção</w:t>
-            </w:r>
-          </w:p>
-        </w:tc>
-        <w:tc>
-          <w:tcPr>
-            <w:tcW w:w="1743" w:type="dxa"/>
-            <w:tcBorders>
-              <w:top w:val="single" w:color="000000" w:sz="4" w:space="0"/>
-              <w:bottom w:val="single" w:color="000000" w:sz="4" w:space="0"/>
-            </w:tcBorders>
-          </w:tcPr>
-          <w:p>
-            <w:pPr>
-              <w:snapToGrid w:val="0"/>
-              <w:jc w:val="both"/>
-            </w:pPr>
-            <w:r>
-              <w:t>Esporádico</w:t>
             </w:r>
           </w:p>
         </w:tc>
@@ -5433,14 +5367,6 @@
         <w:gridCol w:w="4550"/>
       </w:tblGrid>
       <w:tr>
-        <w:tblPrEx>
-          <w:tblCellMar>
-            <w:top w:w="0" w:type="dxa"/>
-            <w:left w:w="108" w:type="dxa"/>
-            <w:bottom w:w="0" w:type="dxa"/>
-            <w:right w:w="108" w:type="dxa"/>
-          </w:tblCellMar>
-        </w:tblPrEx>
         <w:trPr>
           <w:tblHeader/>
         </w:trPr>
@@ -5885,6 +5811,14 @@
         <w:gridCol w:w="4550"/>
       </w:tblGrid>
       <w:tr>
+        <w:tblPrEx>
+          <w:tblCellMar>
+            <w:top w:w="0" w:type="dxa"/>
+            <w:left w:w="108" w:type="dxa"/>
+            <w:bottom w:w="0" w:type="dxa"/>
+            <w:right w:w="108" w:type="dxa"/>
+          </w:tblCellMar>
+        </w:tblPrEx>
         <w:trPr>
           <w:tblHeader/>
         </w:trPr>
@@ -6209,6 +6143,14 @@
         <w:gridCol w:w="4550"/>
       </w:tblGrid>
       <w:tr>
+        <w:tblPrEx>
+          <w:tblCellMar>
+            <w:top w:w="0" w:type="dxa"/>
+            <w:left w:w="108" w:type="dxa"/>
+            <w:bottom w:w="0" w:type="dxa"/>
+            <w:right w:w="108" w:type="dxa"/>
+          </w:tblCellMar>
+        </w:tblPrEx>
         <w:trPr>
           <w:tblHeader/>
         </w:trPr>
@@ -6413,6 +6355,184 @@
           </w:p>
         </w:tc>
       </w:tr>
+      <w:tr>
+        <w:tblPrEx>
+          <w:tblCellMar>
+            <w:top w:w="0" w:type="dxa"/>
+            <w:left w:w="108" w:type="dxa"/>
+            <w:bottom w:w="0" w:type="dxa"/>
+            <w:right w:w="108" w:type="dxa"/>
+          </w:tblCellMar>
+        </w:tblPrEx>
+        <w:tc>
+          <w:tcPr>
+            <w:tcW w:w="1056" w:type="dxa"/>
+            <w:tcBorders>
+              <w:top w:val="single" w:color="000000" w:sz="4" w:space="0"/>
+              <w:bottom w:val="single" w:color="000000" w:sz="4" w:space="0"/>
+            </w:tcBorders>
+          </w:tcPr>
+          <w:p>
+            <w:pPr>
+              <w:snapToGrid w:val="0"/>
+              <w:jc w:val="both"/>
+              <w:rPr>
+                <w:rFonts w:hint="default"/>
+                <w:lang w:val="pt-BR"/>
+              </w:rPr>
+            </w:pPr>
+            <w:r>
+              <w:rPr>
+                <w:rFonts w:hint="default"/>
+                <w:lang w:val="pt-BR"/>
+              </w:rPr>
+              <w:t>3</w:t>
+            </w:r>
+          </w:p>
+        </w:tc>
+        <w:tc>
+          <w:tcPr>
+            <w:tcW w:w="3420" w:type="dxa"/>
+            <w:tcBorders>
+              <w:top w:val="single" w:color="000000" w:sz="4" w:space="0"/>
+              <w:bottom w:val="single" w:color="000000" w:sz="4" w:space="0"/>
+            </w:tcBorders>
+          </w:tcPr>
+          <w:p>
+            <w:pPr>
+              <w:snapToGrid w:val="0"/>
+              <w:jc w:val="both"/>
+              <w:rPr>
+                <w:rFonts w:hint="default"/>
+                <w:lang w:val="pt-BR"/>
+              </w:rPr>
+            </w:pPr>
+            <w:r>
+              <w:rPr>
+                <w:rFonts w:hint="default"/>
+                <w:lang w:val="pt-BR"/>
+              </w:rPr>
+              <w:t xml:space="preserve">Manutenção </w:t>
+            </w:r>
+          </w:p>
+        </w:tc>
+        <w:tc>
+          <w:tcPr>
+            <w:tcW w:w="4550" w:type="dxa"/>
+            <w:tcBorders>
+              <w:top w:val="single" w:color="000000" w:sz="4" w:space="0"/>
+              <w:bottom w:val="single" w:color="000000" w:sz="4" w:space="0"/>
+            </w:tcBorders>
+          </w:tcPr>
+          <w:p>
+            <w:pPr>
+              <w:snapToGrid w:val="0"/>
+              <w:jc w:val="both"/>
+              <w:rPr>
+                <w:rFonts w:hint="default"/>
+                <w:lang w:val="pt-BR"/>
+              </w:rPr>
+            </w:pPr>
+            <w:r>
+              <w:rPr>
+                <w:rFonts w:hint="default"/>
+                <w:lang w:val="pt-BR"/>
+              </w:rPr>
+              <w:t xml:space="preserve">Usuário poderá registrar as manutenções de cada veículo </w:t>
+            </w:r>
+          </w:p>
+        </w:tc>
+      </w:tr>
+      <w:tr>
+        <w:tblPrEx>
+          <w:tblCellMar>
+            <w:top w:w="0" w:type="dxa"/>
+            <w:left w:w="108" w:type="dxa"/>
+            <w:bottom w:w="0" w:type="dxa"/>
+            <w:right w:w="108" w:type="dxa"/>
+          </w:tblCellMar>
+        </w:tblPrEx>
+        <w:tc>
+          <w:tcPr>
+            <w:tcW w:w="1056" w:type="dxa"/>
+            <w:tcBorders>
+              <w:top w:val="single" w:color="000000" w:sz="4" w:space="0"/>
+              <w:bottom w:val="single" w:color="000000" w:sz="4" w:space="0"/>
+            </w:tcBorders>
+          </w:tcPr>
+          <w:p>
+            <w:pPr>
+              <w:snapToGrid w:val="0"/>
+              <w:jc w:val="both"/>
+              <w:rPr>
+                <w:rFonts w:hint="default"/>
+                <w:lang w:val="pt-BR"/>
+              </w:rPr>
+            </w:pPr>
+            <w:r>
+              <w:rPr>
+                <w:rFonts w:hint="default"/>
+                <w:lang w:val="pt-BR"/>
+              </w:rPr>
+              <w:t>4</w:t>
+            </w:r>
+          </w:p>
+        </w:tc>
+        <w:tc>
+          <w:tcPr>
+            <w:tcW w:w="3420" w:type="dxa"/>
+            <w:tcBorders>
+              <w:top w:val="single" w:color="000000" w:sz="4" w:space="0"/>
+              <w:bottom w:val="single" w:color="000000" w:sz="4" w:space="0"/>
+            </w:tcBorders>
+          </w:tcPr>
+          <w:p>
+            <w:pPr>
+              <w:snapToGrid w:val="0"/>
+              <w:jc w:val="both"/>
+              <w:rPr>
+                <w:rFonts w:hint="default"/>
+                <w:lang w:val="pt-BR"/>
+              </w:rPr>
+            </w:pPr>
+            <w:r>
+              <w:rPr>
+                <w:rFonts w:hint="default"/>
+                <w:lang w:val="pt-BR"/>
+              </w:rPr>
+              <w:t>Registro da empresa</w:t>
+            </w:r>
+          </w:p>
+        </w:tc>
+        <w:tc>
+          <w:tcPr>
+            <w:tcW w:w="4550" w:type="dxa"/>
+            <w:tcBorders>
+              <w:top w:val="single" w:color="000000" w:sz="4" w:space="0"/>
+              <w:bottom w:val="single" w:color="000000" w:sz="4" w:space="0"/>
+            </w:tcBorders>
+          </w:tcPr>
+          <w:p>
+            <w:pPr>
+              <w:snapToGrid w:val="0"/>
+              <w:jc w:val="both"/>
+              <w:rPr>
+                <w:rFonts w:hint="default"/>
+                <w:lang w:val="pt-BR"/>
+              </w:rPr>
+            </w:pPr>
+            <w:r>
+              <w:rPr>
+                <w:rFonts w:hint="default"/>
+                <w:lang w:val="pt-BR"/>
+              </w:rPr>
+              <w:t>Registro da empresa administradora do sistema</w:t>
+            </w:r>
+            <w:bookmarkStart w:id="27" w:name="_GoBack"/>
+            <w:bookmarkEnd w:id="27"/>
+          </w:p>
+        </w:tc>
+      </w:tr>
     </w:tbl>
     <w:p>
       <w:pPr>
@@ -6422,6 +6542,201 @@
     <w:p>
       <w:pPr>
         <w:jc w:val="both"/>
+      </w:pPr>
+    </w:p>
+    <w:p>
+      <w:pPr>
+        <w:tabs>
+          <w:tab w:val="left" w:pos="900"/>
+        </w:tabs>
+        <w:jc w:val="both"/>
+        <w:rPr>
+          <w:b/>
+          <w:sz w:val="28"/>
+          <w:szCs w:val="28"/>
+        </w:rPr>
+      </w:pPr>
+    </w:p>
+    <w:p>
+      <w:pPr>
+        <w:tabs>
+          <w:tab w:val="left" w:pos="900"/>
+        </w:tabs>
+        <w:jc w:val="both"/>
+        <w:rPr>
+          <w:b/>
+          <w:sz w:val="28"/>
+          <w:szCs w:val="28"/>
+        </w:rPr>
+      </w:pPr>
+    </w:p>
+    <w:p>
+      <w:pPr>
+        <w:tabs>
+          <w:tab w:val="left" w:pos="900"/>
+        </w:tabs>
+        <w:jc w:val="both"/>
+        <w:rPr>
+          <w:b/>
+          <w:sz w:val="28"/>
+          <w:szCs w:val="28"/>
+        </w:rPr>
+      </w:pPr>
+    </w:p>
+    <w:p>
+      <w:pPr>
+        <w:tabs>
+          <w:tab w:val="left" w:pos="900"/>
+        </w:tabs>
+        <w:jc w:val="both"/>
+        <w:rPr>
+          <w:b/>
+          <w:sz w:val="28"/>
+          <w:szCs w:val="28"/>
+        </w:rPr>
+      </w:pPr>
+    </w:p>
+    <w:p>
+      <w:pPr>
+        <w:tabs>
+          <w:tab w:val="left" w:pos="900"/>
+        </w:tabs>
+        <w:jc w:val="both"/>
+        <w:rPr>
+          <w:b/>
+          <w:sz w:val="28"/>
+          <w:szCs w:val="28"/>
+        </w:rPr>
+      </w:pPr>
+    </w:p>
+    <w:p>
+      <w:pPr>
+        <w:tabs>
+          <w:tab w:val="left" w:pos="900"/>
+        </w:tabs>
+        <w:jc w:val="both"/>
+        <w:rPr>
+          <w:b/>
+          <w:sz w:val="28"/>
+          <w:szCs w:val="28"/>
+        </w:rPr>
+      </w:pPr>
+    </w:p>
+    <w:p>
+      <w:pPr>
+        <w:tabs>
+          <w:tab w:val="left" w:pos="900"/>
+        </w:tabs>
+        <w:jc w:val="both"/>
+        <w:rPr>
+          <w:b/>
+          <w:sz w:val="28"/>
+          <w:szCs w:val="28"/>
+        </w:rPr>
+      </w:pPr>
+    </w:p>
+    <w:p>
+      <w:pPr>
+        <w:tabs>
+          <w:tab w:val="left" w:pos="900"/>
+        </w:tabs>
+        <w:jc w:val="both"/>
+        <w:rPr>
+          <w:b/>
+          <w:sz w:val="28"/>
+          <w:szCs w:val="28"/>
+        </w:rPr>
+      </w:pPr>
+    </w:p>
+    <w:p>
+      <w:pPr>
+        <w:tabs>
+          <w:tab w:val="left" w:pos="900"/>
+        </w:tabs>
+        <w:jc w:val="both"/>
+        <w:rPr>
+          <w:b/>
+          <w:sz w:val="28"/>
+          <w:szCs w:val="28"/>
+        </w:rPr>
+      </w:pPr>
+    </w:p>
+    <w:p>
+      <w:pPr>
+        <w:tabs>
+          <w:tab w:val="left" w:pos="900"/>
+        </w:tabs>
+        <w:jc w:val="both"/>
+        <w:rPr>
+          <w:b/>
+          <w:sz w:val="28"/>
+          <w:szCs w:val="28"/>
+        </w:rPr>
+      </w:pPr>
+    </w:p>
+    <w:p>
+      <w:pPr>
+        <w:tabs>
+          <w:tab w:val="left" w:pos="900"/>
+        </w:tabs>
+        <w:jc w:val="both"/>
+        <w:rPr>
+          <w:b/>
+          <w:sz w:val="28"/>
+          <w:szCs w:val="28"/>
+        </w:rPr>
+      </w:pPr>
+    </w:p>
+    <w:p>
+      <w:pPr>
+        <w:tabs>
+          <w:tab w:val="left" w:pos="900"/>
+        </w:tabs>
+        <w:jc w:val="both"/>
+        <w:rPr>
+          <w:b/>
+          <w:sz w:val="28"/>
+          <w:szCs w:val="28"/>
+        </w:rPr>
+      </w:pPr>
+    </w:p>
+    <w:p>
+      <w:pPr>
+        <w:tabs>
+          <w:tab w:val="left" w:pos="900"/>
+        </w:tabs>
+        <w:jc w:val="both"/>
+        <w:rPr>
+          <w:b/>
+          <w:sz w:val="28"/>
+          <w:szCs w:val="28"/>
+        </w:rPr>
+      </w:pPr>
+    </w:p>
+    <w:p>
+      <w:pPr>
+        <w:tabs>
+          <w:tab w:val="left" w:pos="900"/>
+        </w:tabs>
+        <w:jc w:val="both"/>
+        <w:rPr>
+          <w:b/>
+          <w:sz w:val="28"/>
+          <w:szCs w:val="28"/>
+        </w:rPr>
+      </w:pPr>
+    </w:p>
+    <w:p>
+      <w:pPr>
+        <w:tabs>
+          <w:tab w:val="left" w:pos="900"/>
+        </w:tabs>
+        <w:jc w:val="both"/>
+        <w:rPr>
+          <w:b/>
+          <w:sz w:val="28"/>
+          <w:szCs w:val="28"/>
+        </w:rPr>
       </w:pPr>
     </w:p>
     <w:p>
@@ -7015,18 +7330,6 @@
     </w:p>
     <w:p>
       <w:pPr>
-        <w:ind w:left="357"/>
-        <w:jc w:val="both"/>
-      </w:pPr>
-      <w:r>
-        <w:tab/>
-      </w:r>
-      <w:r>
-        <w:t>RF8 – Manutenção – Cada manutenção deve ser registrada no sistema com os seguintes atributos: data, veículo, motorista, descrição, oficina, valor e número da nota fiscal. Este requisito é necessário para a criação dos relatórios de despesa e frequência de manutenção.</w:t>
-      </w:r>
-    </w:p>
-    <w:p>
-      <w:pPr>
         <w:jc w:val="both"/>
       </w:pPr>
       <w:r>
@@ -7792,32 +8095,27 @@
       </w:r>
       <w:bookmarkEnd w:id="20"/>
     </w:p>
-    <w:p>
-      <w:r>
-        <w:object>
-          <v:shape id="_x0000_i1025" o:spt="75" type="#_x0000_t75" style="height:432.75pt;width:428.25pt;" o:ole="t" filled="t" o:preferrelative="t" stroked="f" coordsize="21600,21600">
-            <v:path/>
-            <v:fill on="t" color2="#000000" focussize="0,0"/>
-            <v:stroke on="f" joinstyle="miter"/>
-            <v:imagedata r:id="rId16" o:title=""/>
-            <o:lock v:ext="edit" aspectratio="t"/>
-            <w10:wrap type="none"/>
-            <w10:anchorlock/>
-          </v:shape>
-          <o:OLEObject Type="Embed" ProgID="Desenho" ShapeID="_x0000_i1025" DrawAspect="Content" ObjectID="_1468075725" r:id="rId15">
-            <o:LockedField>false</o:LockedField>
-          </o:OLEObject>
-        </w:object>
-      </w:r>
-    </w:p>
     <w:p/>
-    <w:p>
-      <w:r>
+    <w:p/>
+    <w:p/>
+    <w:p/>
+    <w:p>
+      <w:pPr>
+        <w:rPr>
+          <w:rFonts w:hint="default"/>
+          <w:lang w:val="pt-BR"/>
+        </w:rPr>
+      </w:pPr>
+      <w:r>
+        <w:rPr>
+          <w:rFonts w:hint="default"/>
+          <w:lang w:val="pt-BR"/>
+        </w:rPr>
         <w:drawing>
           <wp:inline distT="0" distB="0" distL="114300" distR="114300">
-            <wp:extent cx="5619750" cy="5505450"/>
-            <wp:effectExtent l="0" t="0" r="0" b="0"/>
-            <wp:docPr id="627890204" name="Imagem 627890204"/>
+            <wp:extent cx="5602605" cy="5495290"/>
+            <wp:effectExtent l="0" t="0" r="5715" b="6350"/>
+            <wp:docPr id="3" name="Picture 3" descr="UseCase Diagram0"/>
             <wp:cNvGraphicFramePr>
               <a:graphicFrameLocks xmlns:a="http://schemas.openxmlformats.org/drawingml/2006/main" noChangeAspect="1"/>
             </wp:cNvGraphicFramePr>
@@ -7825,19 +8123,13 @@
               <a:graphicData uri="http://schemas.openxmlformats.org/drawingml/2006/picture">
                 <pic:pic xmlns:pic="http://schemas.openxmlformats.org/drawingml/2006/picture">
                   <pic:nvPicPr>
-                    <pic:cNvPr id="627890204" name="Imagem 627890204"/>
+                    <pic:cNvPr id="3" name="Picture 3" descr="UseCase Diagram0"/>
                     <pic:cNvPicPr>
                       <a:picLocks noChangeAspect="1"/>
                     </pic:cNvPicPr>
                   </pic:nvPicPr>
                   <pic:blipFill>
-                    <a:blip r:embed="rId17">
-                      <a:extLst>
-                        <a:ext uri="{28A0092B-C50C-407E-A947-70E740481C1C}">
-                          <a14:useLocalDpi xmlns:a14="http://schemas.microsoft.com/office/drawing/2010/main" val="0"/>
-                        </a:ext>
-                      </a:extLst>
-                    </a:blip>
+                    <a:blip r:embed="rId15"/>
                     <a:stretch>
                       <a:fillRect/>
                     </a:stretch>
@@ -7845,7 +8137,7 @@
                   <pic:spPr>
                     <a:xfrm>
                       <a:off x="0" y="0"/>
-                      <a:ext cx="5619752" cy="5505452"/>
+                      <a:ext cx="5602605" cy="5495290"/>
                     </a:xfrm>
                     <a:prstGeom prst="rect">
                       <a:avLst/>
@@ -7865,8 +8157,6 @@
     <w:p/>
     <w:p/>
     <w:p/>
-    <w:p/>
-    <w:p/>
     <w:p>
       <w:pPr>
         <w:pStyle w:val="3"/>
@@ -7978,7 +8268,7 @@
     </w:p>
     <w:tbl>
       <w:tblPr>
-        <w:tblStyle w:val="30"/>
+        <w:tblStyle w:val="20"/>
         <w:tblW w:w="8974" w:type="dxa"/>
         <w:tblInd w:w="-5" w:type="dxa"/>
         <w:tblBorders>
@@ -8321,6 +8611,9 @@
           </w:tcPr>
           <w:p>
             <w:pPr>
+              <w:numPr>
+                <w:numId w:val="0"/>
+              </w:numPr>
               <w:spacing w:after="0" w:line="240" w:lineRule="auto"/>
               <w:jc w:val="both"/>
             </w:pPr>
@@ -8592,7 +8885,7 @@
     </w:p>
     <w:tbl>
       <w:tblPr>
-        <w:tblStyle w:val="30"/>
+        <w:tblStyle w:val="20"/>
         <w:tblW w:w="0" w:type="auto"/>
         <w:tblInd w:w="-5" w:type="dxa"/>
         <w:tblBorders>
@@ -9316,7 +9609,7 @@
     </w:p>
     <w:tbl>
       <w:tblPr>
-        <w:tblStyle w:val="30"/>
+        <w:tblStyle w:val="20"/>
         <w:tblW w:w="0" w:type="auto"/>
         <w:tblInd w:w="-5" w:type="dxa"/>
         <w:tblBorders>
@@ -9937,6 +10230,50 @@
     </w:p>
     <w:p>
       <w:pPr>
+        <w:jc w:val="both"/>
+        <w:rPr>
+          <w:b/>
+          <w:bCs/>
+          <w:sz w:val="28"/>
+          <w:szCs w:val="28"/>
+        </w:rPr>
+      </w:pPr>
+    </w:p>
+    <w:p>
+      <w:pPr>
+        <w:jc w:val="both"/>
+        <w:rPr>
+          <w:b/>
+          <w:bCs/>
+          <w:sz w:val="28"/>
+          <w:szCs w:val="28"/>
+        </w:rPr>
+      </w:pPr>
+    </w:p>
+    <w:p>
+      <w:pPr>
+        <w:jc w:val="both"/>
+        <w:rPr>
+          <w:b/>
+          <w:bCs/>
+          <w:sz w:val="28"/>
+          <w:szCs w:val="28"/>
+        </w:rPr>
+      </w:pPr>
+    </w:p>
+    <w:p>
+      <w:pPr>
+        <w:jc w:val="both"/>
+        <w:rPr>
+          <w:b/>
+          <w:bCs/>
+          <w:sz w:val="28"/>
+          <w:szCs w:val="28"/>
+        </w:rPr>
+      </w:pPr>
+    </w:p>
+    <w:p>
+      <w:pPr>
         <w:pStyle w:val="4"/>
         <w:suppressLineNumbers w:val="0"/>
         <w:bidi w:val="0"/>
@@ -10014,7 +10351,7 @@
     </w:p>
     <w:tbl>
       <w:tblPr>
-        <w:tblStyle w:val="30"/>
+        <w:tblStyle w:val="20"/>
         <w:tblW w:w="0" w:type="auto"/>
         <w:tblInd w:w="-5" w:type="dxa"/>
         <w:tblBorders>
@@ -10756,7 +11093,7 @@
     </w:p>
     <w:tbl>
       <w:tblPr>
-        <w:tblStyle w:val="30"/>
+        <w:tblStyle w:val="20"/>
         <w:tblW w:w="0" w:type="auto"/>
         <w:tblInd w:w="-5" w:type="dxa"/>
         <w:tblBorders>
@@ -11520,7 +11857,665 @@
     </w:p>
     <w:tbl>
       <w:tblPr>
-        <w:tblStyle w:val="30"/>
+        <w:tblStyle w:val="20"/>
+        <w:tblW w:w="0" w:type="auto"/>
+        <w:tblInd w:w="-5" w:type="dxa"/>
+        <w:tblBorders>
+          <w:top w:val="single" w:color="auto" w:sz="4" w:space="0"/>
+          <w:left w:val="single" w:color="auto" w:sz="4" w:space="0"/>
+          <w:bottom w:val="single" w:color="auto" w:sz="4" w:space="0"/>
+          <w:right w:val="single" w:color="auto" w:sz="4" w:space="0"/>
+          <w:insideH w:val="single" w:color="auto" w:sz="4" w:space="0"/>
+          <w:insideV w:val="single" w:color="auto" w:sz="4" w:space="0"/>
+        </w:tblBorders>
+        <w:tblLayout w:type="autofit"/>
+        <w:tblCellMar>
+          <w:top w:w="0" w:type="dxa"/>
+          <w:left w:w="108" w:type="dxa"/>
+          <w:bottom w:w="0" w:type="dxa"/>
+          <w:right w:w="108" w:type="dxa"/>
+        </w:tblCellMar>
+      </w:tblPr>
+      <w:tblGrid>
+        <w:gridCol w:w="4489"/>
+        <w:gridCol w:w="4485"/>
+      </w:tblGrid>
+      <w:tr>
+        <w:tblPrEx>
+          <w:tblBorders>
+            <w:top w:val="single" w:color="auto" w:sz="4" w:space="0"/>
+            <w:left w:val="single" w:color="auto" w:sz="4" w:space="0"/>
+            <w:bottom w:val="single" w:color="auto" w:sz="4" w:space="0"/>
+            <w:right w:val="single" w:color="auto" w:sz="4" w:space="0"/>
+            <w:insideH w:val="single" w:color="auto" w:sz="4" w:space="0"/>
+            <w:insideV w:val="single" w:color="auto" w:sz="4" w:space="0"/>
+          </w:tblBorders>
+        </w:tblPrEx>
+        <w:trPr>
+          <w:trHeight w:val="300" w:hRule="atLeast"/>
+        </w:trPr>
+        <w:tc>
+          <w:tcPr>
+            <w:tcW w:w="4489" w:type="dxa"/>
+          </w:tcPr>
+          <w:p>
+            <w:pPr>
+              <w:spacing w:after="0" w:line="240" w:lineRule="auto"/>
+              <w:rPr>
+                <w:rFonts w:ascii="Times New Roman" w:hAnsi="Times New Roman" w:eastAsia="Times New Roman" w:cs="Times New Roman"/>
+                <w:sz w:val="24"/>
+                <w:szCs w:val="24"/>
+                <w:lang w:val="pt-BR"/>
+              </w:rPr>
+            </w:pPr>
+            <w:r>
+              <w:rPr>
+                <w:color w:val="000000" w:themeColor="text1" w:themeTint="FF"/>
+                <w14:textFill>
+                  <w14:solidFill>
+                    <w14:schemeClr w14:val="tx1">
+                      <w14:lumMod w14:val="100000"/>
+                      <w14:lumOff w14:val="0"/>
+                    </w14:schemeClr>
+                  </w14:solidFill>
+                </w14:textFill>
+              </w:rPr>
+              <w:t xml:space="preserve">Nome: </w:t>
+            </w:r>
+            <w:r>
+              <w:rPr>
+                <w:rFonts w:ascii="Times New Roman" w:hAnsi="Times New Roman" w:eastAsia="Times New Roman" w:cs="Times New Roman"/>
+                <w:sz w:val="24"/>
+                <w:szCs w:val="24"/>
+                <w:lang w:val="pt-BR"/>
+              </w:rPr>
+              <w:t>Consultar Veículo</w:t>
+            </w:r>
+          </w:p>
+        </w:tc>
+        <w:tc>
+          <w:tcPr>
+            <w:tcW w:w="4485" w:type="dxa"/>
+          </w:tcPr>
+          <w:p>
+            <w:pPr>
+              <w:spacing w:after="0" w:line="240" w:lineRule="auto"/>
+              <w:jc w:val="both"/>
+              <w:rPr>
+                <w:b w:val="0"/>
+                <w:bCs w:val="0"/>
+                <w:sz w:val="28"/>
+                <w:szCs w:val="28"/>
+              </w:rPr>
+            </w:pPr>
+            <w:r>
+              <w:rPr>
+                <w:b/>
+                <w:bCs/>
+                <w:sz w:val="28"/>
+                <w:szCs w:val="28"/>
+              </w:rPr>
+              <w:t xml:space="preserve">Frequência: </w:t>
+            </w:r>
+            <w:r>
+              <w:rPr>
+                <w:rFonts w:ascii="Times New Roman" w:hAnsi="Times New Roman" w:eastAsia="Times New Roman" w:cs="Times New Roman"/>
+                <w:sz w:val="24"/>
+                <w:szCs w:val="24"/>
+                <w:lang w:val="pt-BR"/>
+              </w:rPr>
+              <w:t>Conforme necessidade</w:t>
+            </w:r>
+          </w:p>
+        </w:tc>
+      </w:tr>
+      <w:tr>
+        <w:tblPrEx>
+          <w:tblBorders>
+            <w:top w:val="single" w:color="auto" w:sz="4" w:space="0"/>
+            <w:left w:val="single" w:color="auto" w:sz="4" w:space="0"/>
+            <w:bottom w:val="single" w:color="auto" w:sz="4" w:space="0"/>
+            <w:right w:val="single" w:color="auto" w:sz="4" w:space="0"/>
+            <w:insideH w:val="single" w:color="auto" w:sz="4" w:space="0"/>
+            <w:insideV w:val="single" w:color="auto" w:sz="4" w:space="0"/>
+          </w:tblBorders>
+          <w:tblCellMar>
+            <w:top w:w="0" w:type="dxa"/>
+            <w:left w:w="108" w:type="dxa"/>
+            <w:bottom w:w="0" w:type="dxa"/>
+            <w:right w:w="108" w:type="dxa"/>
+          </w:tblCellMar>
+        </w:tblPrEx>
+        <w:trPr>
+          <w:trHeight w:val="300" w:hRule="atLeast"/>
+        </w:trPr>
+        <w:tc>
+          <w:tcPr>
+            <w:tcW w:w="4489" w:type="dxa"/>
+          </w:tcPr>
+          <w:p>
+            <w:pPr>
+              <w:numPr>
+                <w:ilvl w:val="0"/>
+                <w:numId w:val="2"/>
+              </w:numPr>
+              <w:tabs>
+                <w:tab w:val="left" w:pos="720"/>
+              </w:tabs>
+              <w:spacing w:after="0" w:line="240" w:lineRule="auto"/>
+              <w:jc w:val="left"/>
+              <w:rPr>
+                <w:color w:val="000000" w:themeColor="text1" w:themeTint="FF"/>
+                <w14:textFill>
+                  <w14:solidFill>
+                    <w14:schemeClr w14:val="tx1">
+                      <w14:lumMod w14:val="100000"/>
+                      <w14:lumOff w14:val="0"/>
+                    </w14:schemeClr>
+                  </w14:solidFill>
+                </w14:textFill>
+              </w:rPr>
+            </w:pPr>
+            <w:r>
+              <w:rPr>
+                <w:b/>
+                <w:bCs/>
+              </w:rPr>
+              <w:t xml:space="preserve">Regra de negócio: </w:t>
+            </w:r>
+            <w:r>
+              <w:rPr>
+                <w:rFonts w:ascii="Times New Roman" w:hAnsi="Times New Roman" w:eastAsia="Times New Roman" w:cs="Times New Roman"/>
+                <w:sz w:val="24"/>
+                <w:szCs w:val="24"/>
+                <w:lang w:val="pt-BR"/>
+              </w:rPr>
+              <w:t>Somente usuários com as permissões adequadas podem acessar as informações detalhadas dos veículos.</w:t>
+            </w:r>
+          </w:p>
+          <w:p>
+            <w:pPr>
+              <w:tabs>
+                <w:tab w:val="left" w:pos="720"/>
+              </w:tabs>
+              <w:spacing w:after="0" w:line="240" w:lineRule="auto"/>
+              <w:jc w:val="left"/>
+              <w:rPr>
+                <w:color w:val="000000" w:themeColor="text1" w:themeTint="FF"/>
+                <w14:textFill>
+                  <w14:solidFill>
+                    <w14:schemeClr w14:val="tx1">
+                      <w14:lumMod w14:val="100000"/>
+                      <w14:lumOff w14:val="0"/>
+                    </w14:schemeClr>
+                  </w14:solidFill>
+                </w14:textFill>
+              </w:rPr>
+            </w:pPr>
+          </w:p>
+        </w:tc>
+        <w:tc>
+          <w:tcPr>
+            <w:tcW w:w="4485" w:type="dxa"/>
+          </w:tcPr>
+          <w:p>
+            <w:pPr>
+              <w:pStyle w:val="79"/>
+              <w:numPr>
+                <w:ilvl w:val="0"/>
+                <w:numId w:val="5"/>
+              </w:numPr>
+              <w:tabs>
+                <w:tab w:val="left" w:pos="720"/>
+              </w:tabs>
+              <w:spacing w:after="0" w:line="240" w:lineRule="auto"/>
+              <w:jc w:val="left"/>
+              <w:rPr>
+                <w:lang w:val="pt-BR"/>
+              </w:rPr>
+            </w:pPr>
+            <w:r>
+              <w:rPr>
+                <w:b/>
+                <w:bCs/>
+              </w:rPr>
+              <w:t>Exceções:</w:t>
+            </w:r>
+            <w:r>
+              <w:t xml:space="preserve"> Se o veículo procurado não estiver cadastrado, o sistema exibe uma mensagem informando que nenhum registro foi encontrado.</w:t>
+            </w:r>
+          </w:p>
+          <w:p>
+            <w:pPr>
+              <w:pStyle w:val="79"/>
+              <w:tabs>
+                <w:tab w:val="left" w:pos="720"/>
+              </w:tabs>
+              <w:spacing w:after="0" w:line="240" w:lineRule="auto"/>
+              <w:ind w:left="720"/>
+              <w:jc w:val="left"/>
+            </w:pPr>
+          </w:p>
+          <w:p>
+            <w:pPr>
+              <w:tabs>
+                <w:tab w:val="left" w:pos="720"/>
+              </w:tabs>
+              <w:spacing w:after="0" w:line="240" w:lineRule="auto"/>
+              <w:ind w:left="720"/>
+              <w:jc w:val="left"/>
+              <w:rPr>
+                <w:rFonts w:ascii="Times New Roman" w:hAnsi="Times New Roman" w:eastAsia="Times New Roman" w:cs="Times New Roman"/>
+                <w:sz w:val="24"/>
+                <w:szCs w:val="24"/>
+                <w:lang w:val="pt-BR"/>
+              </w:rPr>
+            </w:pPr>
+          </w:p>
+        </w:tc>
+      </w:tr>
+      <w:tr>
+        <w:tblPrEx>
+          <w:tblBorders>
+            <w:top w:val="single" w:color="auto" w:sz="4" w:space="0"/>
+            <w:left w:val="single" w:color="auto" w:sz="4" w:space="0"/>
+            <w:bottom w:val="single" w:color="auto" w:sz="4" w:space="0"/>
+            <w:right w:val="single" w:color="auto" w:sz="4" w:space="0"/>
+            <w:insideH w:val="single" w:color="auto" w:sz="4" w:space="0"/>
+            <w:insideV w:val="single" w:color="auto" w:sz="4" w:space="0"/>
+          </w:tblBorders>
+          <w:tblCellMar>
+            <w:top w:w="0" w:type="dxa"/>
+            <w:left w:w="108" w:type="dxa"/>
+            <w:bottom w:w="0" w:type="dxa"/>
+            <w:right w:w="108" w:type="dxa"/>
+          </w:tblCellMar>
+        </w:tblPrEx>
+        <w:trPr>
+          <w:trHeight w:val="300" w:hRule="atLeast"/>
+        </w:trPr>
+        <w:tc>
+          <w:tcPr>
+            <w:tcW w:w="4489" w:type="dxa"/>
+          </w:tcPr>
+          <w:p>
+            <w:pPr>
+              <w:spacing w:after="0" w:line="240" w:lineRule="auto"/>
+              <w:jc w:val="both"/>
+              <w:rPr>
+                <w:b/>
+                <w:bCs/>
+              </w:rPr>
+            </w:pPr>
+            <w:r>
+              <w:rPr>
+                <w:b/>
+                <w:bCs/>
+              </w:rPr>
+              <w:t>Ação do ator</w:t>
+            </w:r>
+          </w:p>
+        </w:tc>
+        <w:tc>
+          <w:tcPr>
+            <w:tcW w:w="4485" w:type="dxa"/>
+          </w:tcPr>
+          <w:p>
+            <w:pPr>
+              <w:spacing w:after="0" w:line="240" w:lineRule="auto"/>
+              <w:rPr>
+                <w:b/>
+                <w:bCs/>
+              </w:rPr>
+            </w:pPr>
+            <w:r>
+              <w:rPr>
+                <w:b/>
+                <w:bCs/>
+              </w:rPr>
+              <w:t>Resposta do sistema</w:t>
+            </w:r>
+          </w:p>
+        </w:tc>
+      </w:tr>
+      <w:tr>
+        <w:tblPrEx>
+          <w:tblBorders>
+            <w:top w:val="single" w:color="auto" w:sz="4" w:space="0"/>
+            <w:left w:val="single" w:color="auto" w:sz="4" w:space="0"/>
+            <w:bottom w:val="single" w:color="auto" w:sz="4" w:space="0"/>
+            <w:right w:val="single" w:color="auto" w:sz="4" w:space="0"/>
+            <w:insideH w:val="single" w:color="auto" w:sz="4" w:space="0"/>
+            <w:insideV w:val="single" w:color="auto" w:sz="4" w:space="0"/>
+          </w:tblBorders>
+          <w:tblCellMar>
+            <w:top w:w="0" w:type="dxa"/>
+            <w:left w:w="108" w:type="dxa"/>
+            <w:bottom w:w="0" w:type="dxa"/>
+            <w:right w:w="108" w:type="dxa"/>
+          </w:tblCellMar>
+        </w:tblPrEx>
+        <w:trPr>
+          <w:trHeight w:val="300" w:hRule="atLeast"/>
+        </w:trPr>
+        <w:tc>
+          <w:tcPr>
+            <w:tcW w:w="4489" w:type="dxa"/>
+          </w:tcPr>
+          <w:p>
+            <w:pPr>
+              <w:pStyle w:val="79"/>
+              <w:numPr>
+                <w:ilvl w:val="0"/>
+                <w:numId w:val="10"/>
+              </w:numPr>
+              <w:spacing w:before="0" w:beforeAutospacing="0" w:after="0" w:afterAutospacing="0" w:line="240" w:lineRule="auto"/>
+              <w:rPr>
+                <w:lang w:val="pt-BR"/>
+              </w:rPr>
+            </w:pPr>
+            <w:r>
+              <w:rPr>
+                <w:lang w:val="pt-BR"/>
+              </w:rPr>
+              <w:t>O administrador ou usuário autorizado acessa a interface de consulta de veículos.</w:t>
+            </w:r>
+          </w:p>
+          <w:p>
+            <w:pPr>
+              <w:pStyle w:val="79"/>
+              <w:numPr>
+                <w:ilvl w:val="0"/>
+                <w:numId w:val="10"/>
+              </w:numPr>
+              <w:spacing w:before="0" w:beforeAutospacing="0" w:after="0" w:afterAutospacing="0" w:line="240" w:lineRule="auto"/>
+              <w:rPr>
+                <w:lang w:val="pt-BR"/>
+              </w:rPr>
+            </w:pPr>
+            <w:r>
+              <w:rPr>
+                <w:lang w:val="pt-BR"/>
+              </w:rPr>
+              <w:t>O usuário insere parâmetros de busca (e.g., placa, modelo, ou número do chassi) e confirma a consulta.</w:t>
+            </w:r>
+          </w:p>
+          <w:p>
+            <w:pPr>
+              <w:pStyle w:val="79"/>
+              <w:spacing w:before="0" w:beforeAutospacing="0" w:after="0" w:afterAutospacing="0" w:line="240" w:lineRule="auto"/>
+              <w:ind w:left="720"/>
+              <w:rPr>
+                <w:lang w:val="pt-BR"/>
+              </w:rPr>
+            </w:pPr>
+          </w:p>
+          <w:p>
+            <w:pPr>
+              <w:pStyle w:val="79"/>
+              <w:spacing w:before="0" w:beforeAutospacing="0" w:after="0" w:afterAutospacing="0" w:line="240" w:lineRule="auto"/>
+              <w:ind w:left="720"/>
+              <w:rPr>
+                <w:lang w:val="pt-BR"/>
+              </w:rPr>
+            </w:pPr>
+          </w:p>
+          <w:p>
+            <w:pPr>
+              <w:pStyle w:val="79"/>
+              <w:spacing w:before="0" w:beforeAutospacing="0" w:after="0" w:afterAutospacing="0" w:line="240" w:lineRule="auto"/>
+              <w:ind w:left="720"/>
+              <w:jc w:val="left"/>
+              <w:rPr>
+                <w:lang w:val="pt-BR"/>
+              </w:rPr>
+            </w:pPr>
+          </w:p>
+          <w:p>
+            <w:pPr>
+              <w:pStyle w:val="79"/>
+              <w:spacing w:after="0" w:line="240" w:lineRule="auto"/>
+              <w:ind w:left="720"/>
+              <w:jc w:val="both"/>
+              <w:rPr>
+                <w:lang w:val="pt-BR"/>
+              </w:rPr>
+            </w:pPr>
+          </w:p>
+        </w:tc>
+        <w:tc>
+          <w:tcPr>
+            <w:tcW w:w="4485" w:type="dxa"/>
+          </w:tcPr>
+          <w:p>
+            <w:pPr>
+              <w:pStyle w:val="79"/>
+              <w:numPr>
+                <w:ilvl w:val="0"/>
+                <w:numId w:val="4"/>
+              </w:numPr>
+              <w:spacing w:before="0" w:beforeAutospacing="0" w:after="0" w:afterAutospacing="0" w:line="240" w:lineRule="auto"/>
+              <w:rPr>
+                <w:lang w:val="pt-BR"/>
+              </w:rPr>
+            </w:pPr>
+            <w:r>
+              <w:rPr>
+                <w:lang w:val="pt-BR"/>
+              </w:rPr>
+              <w:t>O sistema busca as informações na base de dados com base nos parâmetros fornecidos.</w:t>
+            </w:r>
+          </w:p>
+          <w:p>
+            <w:pPr>
+              <w:pStyle w:val="79"/>
+              <w:numPr>
+                <w:ilvl w:val="0"/>
+                <w:numId w:val="4"/>
+              </w:numPr>
+              <w:spacing w:before="0" w:beforeAutospacing="0" w:after="0" w:afterAutospacing="0" w:line="240" w:lineRule="auto"/>
+              <w:rPr>
+                <w:lang w:val="pt-BR"/>
+              </w:rPr>
+            </w:pPr>
+            <w:r>
+              <w:rPr>
+                <w:lang w:val="pt-BR"/>
+              </w:rPr>
+              <w:t>Se encontrar correspondências, o sistema exibe os detalhes do veículo (modelo, montadora, ano de fabricação, número do chassi, placa, etc.).</w:t>
+            </w:r>
+          </w:p>
+          <w:p>
+            <w:pPr>
+              <w:pStyle w:val="79"/>
+              <w:numPr>
+                <w:ilvl w:val="0"/>
+                <w:numId w:val="4"/>
+              </w:numPr>
+              <w:spacing w:before="0" w:beforeAutospacing="0" w:after="0" w:afterAutospacing="0" w:line="240" w:lineRule="auto"/>
+              <w:rPr>
+                <w:lang w:val="pt-BR"/>
+              </w:rPr>
+            </w:pPr>
+            <w:r>
+              <w:rPr>
+                <w:lang w:val="pt-BR"/>
+              </w:rPr>
+              <w:t>Se não houver correspondências, o sistema exibe uma mensagem informando que nenhum registro foi encontrado.</w:t>
+            </w:r>
+          </w:p>
+          <w:p>
+            <w:pPr>
+              <w:spacing w:before="0" w:beforeAutospacing="0" w:after="0" w:afterAutospacing="0" w:line="240" w:lineRule="auto"/>
+              <w:ind w:left="720"/>
+              <w:rPr>
+                <w:lang w:val="pt-BR"/>
+              </w:rPr>
+            </w:pPr>
+          </w:p>
+          <w:p>
+            <w:pPr>
+              <w:spacing w:after="0" w:line="240" w:lineRule="auto"/>
+              <w:jc w:val="both"/>
+              <w:rPr>
+                <w:color w:val="FF0000"/>
+              </w:rPr>
+            </w:pPr>
+          </w:p>
+        </w:tc>
+      </w:tr>
+    </w:tbl>
+    <w:p>
+      <w:pPr>
+        <w:jc w:val="both"/>
+        <w:rPr>
+          <w:b/>
+          <w:bCs/>
+          <w:sz w:val="28"/>
+          <w:szCs w:val="28"/>
+        </w:rPr>
+      </w:pPr>
+    </w:p>
+    <w:p>
+      <w:pPr>
+        <w:jc w:val="both"/>
+        <w:rPr>
+          <w:b/>
+          <w:bCs/>
+          <w:sz w:val="28"/>
+          <w:szCs w:val="28"/>
+        </w:rPr>
+      </w:pPr>
+    </w:p>
+    <w:p>
+      <w:pPr>
+        <w:jc w:val="both"/>
+        <w:rPr>
+          <w:b/>
+          <w:bCs/>
+          <w:sz w:val="28"/>
+          <w:szCs w:val="28"/>
+        </w:rPr>
+      </w:pPr>
+    </w:p>
+    <w:p>
+      <w:r>
+        <w:br w:type="page"/>
+      </w:r>
+    </w:p>
+    <w:p>
+      <w:pPr>
+        <w:pStyle w:val="79"/>
+        <w:ind w:left="720"/>
+        <w:rPr>
+          <w:rFonts w:ascii="Times New Roman" w:hAnsi="Times New Roman" w:eastAsia="Times New Roman" w:cs="Times New Roman"/>
+          <w:sz w:val="26"/>
+          <w:szCs w:val="26"/>
+          <w:lang w:val="pt-BR"/>
+        </w:rPr>
+      </w:pPr>
+    </w:p>
+    <w:p/>
+    <w:p>
+      <w:pPr>
+        <w:pStyle w:val="4"/>
+        <w:suppressLineNumbers w:val="0"/>
+        <w:bidi w:val="0"/>
+        <w:spacing w:before="240" w:beforeAutospacing="0" w:after="60" w:afterAutospacing="0" w:line="259" w:lineRule="auto"/>
+        <w:ind w:left="720" w:right="0" w:hanging="720"/>
+        <w:jc w:val="both"/>
+      </w:pPr>
+      <w:r>
+        <w:rPr>
+          <w:lang w:val="pt-BR"/>
+        </w:rPr>
+        <w:t>Consultar Usuário</w:t>
+      </w:r>
+    </w:p>
+    <w:p>
+      <w:pPr>
+        <w:pStyle w:val="79"/>
+        <w:ind w:left="720"/>
+        <w:rPr>
+          <w:b/>
+          <w:bCs/>
+          <w:sz w:val="26"/>
+          <w:szCs w:val="26"/>
+        </w:rPr>
+      </w:pPr>
+      <w:r>
+        <w:rPr>
+          <w:b/>
+          <w:bCs/>
+          <w:sz w:val="26"/>
+          <w:szCs w:val="26"/>
+        </w:rPr>
+        <w:t>a) Descrição Resumida</w:t>
+      </w:r>
+    </w:p>
+    <w:p>
+      <w:pPr>
+        <w:pStyle w:val="79"/>
+        <w:ind w:left="1068"/>
+        <w:rPr>
+          <w:rFonts w:ascii="Times New Roman" w:hAnsi="Times New Roman" w:eastAsia="Times New Roman" w:cs="Times New Roman"/>
+          <w:sz w:val="26"/>
+          <w:szCs w:val="26"/>
+          <w:lang w:val="pt-BR"/>
+        </w:rPr>
+      </w:pPr>
+      <w:r>
+        <w:rPr>
+          <w:rFonts w:ascii="Times New Roman" w:hAnsi="Times New Roman" w:eastAsia="Times New Roman" w:cs="Times New Roman"/>
+          <w:sz w:val="26"/>
+          <w:szCs w:val="26"/>
+          <w:lang w:val="pt-BR"/>
+        </w:rPr>
+        <w:t xml:space="preserve">O </w:t>
+      </w:r>
+      <w:r>
+        <w:rPr>
+          <w:lang w:val="pt-BR"/>
+        </w:rPr>
+        <w:t>usuário acessa as informações de clientes cadastrados no sistema para verificação, planejamento ou atualização de dados.</w:t>
+      </w:r>
+    </w:p>
+    <w:p>
+      <w:pPr>
+        <w:pStyle w:val="79"/>
+        <w:ind w:left="1080"/>
+        <w:rPr>
+          <w:rFonts w:ascii="Times New Roman" w:hAnsi="Times New Roman" w:eastAsia="Times New Roman" w:cs="Times New Roman"/>
+          <w:sz w:val="26"/>
+          <w:szCs w:val="26"/>
+          <w:lang w:val="pt-BR"/>
+        </w:rPr>
+      </w:pPr>
+    </w:p>
+    <w:p>
+      <w:pPr>
+        <w:pStyle w:val="73"/>
+        <w:ind w:left="720"/>
+        <w:rPr>
+          <w:rFonts w:ascii="Times New Roman" w:hAnsi="Times New Roman" w:eastAsia="Times New Roman" w:cs="Times New Roman"/>
+          <w:sz w:val="26"/>
+          <w:szCs w:val="26"/>
+          <w:lang w:val="pt-BR"/>
+        </w:rPr>
+      </w:pPr>
+      <w:r>
+        <w:t>b) Realização do Caso de Uso</w:t>
+      </w:r>
+    </w:p>
+    <w:p>
+      <w:pPr>
+        <w:pStyle w:val="73"/>
+        <w:ind w:left="1080"/>
+      </w:pPr>
+    </w:p>
+    <w:tbl>
+      <w:tblPr>
+        <w:tblStyle w:val="20"/>
         <w:tblW w:w="0" w:type="auto"/>
         <w:tblInd w:w="-5" w:type="dxa"/>
         <w:tblBorders>
@@ -11598,7 +12593,7 @@
                 <w:szCs w:val="24"/>
                 <w:lang w:val="pt-BR"/>
               </w:rPr>
-              <w:t>Consultar Veículo</w:t>
+              <w:t>Consultar Usuário</w:t>
             </w:r>
           </w:p>
         </w:tc>
@@ -11699,7 +12694,7 @@
                 <w:szCs w:val="24"/>
                 <w:lang w:val="pt-BR"/>
               </w:rPr>
-              <w:t>Somente usuários com as permissões adequadas podem acessar as informações detalhadas dos veículos.</w:t>
+              <w:t>Somente o usuário com permissão adequada pode visualizar as informações detalhadas dos clientes.</w:t>
             </w:r>
           </w:p>
           <w:p>
@@ -11751,18 +12746,20 @@
               <w:t>Exceções:</w:t>
             </w:r>
             <w:r>
-              <w:t xml:space="preserve"> Se o veículo procurado não estiver cadastrado, o sistema exibe uma mensagem informando que nenhum registro foi encontrado.</w:t>
-            </w:r>
-          </w:p>
-          <w:p>
-            <w:pPr>
-              <w:pStyle w:val="79"/>
+              <w:t xml:space="preserve"> Se o cliente procurado não estiver cadastrado, o sistema exibe uma mensagem informando que nenhum registro foi encontrado.</w:t>
+            </w:r>
+          </w:p>
+          <w:p>
+            <w:pPr>
               <w:tabs>
                 <w:tab w:val="left" w:pos="720"/>
               </w:tabs>
               <w:spacing w:after="0" w:line="240" w:lineRule="auto"/>
               <w:ind w:left="720"/>
               <w:jc w:val="left"/>
+              <w:rPr>
+                <w:lang w:val="pt-BR"/>
+              </w:rPr>
             </w:pPr>
           </w:p>
           <w:p>
@@ -11772,7 +12769,7 @@
               </w:tabs>
               <w:spacing w:after="0" w:line="240" w:lineRule="auto"/>
               <w:ind w:left="720"/>
-              <w:jc w:val="left"/>
+              <w:jc w:val="both"/>
               <w:rPr>
                 <w:rFonts w:ascii="Times New Roman" w:hAnsi="Times New Roman" w:eastAsia="Times New Roman" w:cs="Times New Roman"/>
                 <w:sz w:val="24"/>
@@ -11876,7 +12873,7 @@
               <w:pStyle w:val="79"/>
               <w:numPr>
                 <w:ilvl w:val="0"/>
-                <w:numId w:val="10"/>
+                <w:numId w:val="11"/>
               </w:numPr>
               <w:spacing w:before="0" w:beforeAutospacing="0" w:after="0" w:afterAutospacing="0" w:line="240" w:lineRule="auto"/>
               <w:rPr>
@@ -11887,7 +12884,7 @@
               <w:rPr>
                 <w:lang w:val="pt-BR"/>
               </w:rPr>
-              <w:t>O administrador ou usuário autorizado acessa a interface de consulta de veículos.</w:t>
+              <w:t>O usuário ou usuário autorizado acessa a interface de consulta de clientes.</w:t>
             </w:r>
           </w:p>
           <w:p>
@@ -11895,7 +12892,7 @@
               <w:pStyle w:val="79"/>
               <w:numPr>
                 <w:ilvl w:val="0"/>
-                <w:numId w:val="10"/>
+                <w:numId w:val="11"/>
               </w:numPr>
               <w:spacing w:before="0" w:beforeAutospacing="0" w:after="0" w:afterAutospacing="0" w:line="240" w:lineRule="auto"/>
               <w:rPr>
@@ -11906,8 +12903,18 @@
               <w:rPr>
                 <w:lang w:val="pt-BR"/>
               </w:rPr>
-              <w:t>O usuário insere parâmetros de busca (e.g., placa, modelo, ou número do chassi) e confirma a consulta.</w:t>
-            </w:r>
+              <w:t>O usuário insere parâmetros de busca (e.g., nome fantasia, CNPJ, ou razão social) e confirma a consulta.</w:t>
+            </w:r>
+          </w:p>
+          <w:p>
+            <w:pPr>
+              <w:pStyle w:val="79"/>
+              <w:spacing w:before="0" w:beforeAutospacing="0" w:after="0" w:afterAutospacing="0" w:line="240" w:lineRule="auto"/>
+              <w:ind w:left="720"/>
+              <w:rPr>
+                <w:lang w:val="pt-BR"/>
+              </w:rPr>
+            </w:pPr>
           </w:p>
           <w:p>
             <w:pPr>
@@ -11991,7 +12998,7 @@
               <w:rPr>
                 <w:lang w:val="pt-BR"/>
               </w:rPr>
-              <w:t>Se encontrar correspondências, o sistema exibe os detalhes do veículo (modelo, montadora, ano de fabricação, número do chassi, placa, etc.).</w:t>
+              <w:t>Se encontrar correspondências, o sistema exibe os detalhes do cliente (nome fantasia, razão social, CNPJ, endereço completo, CEP, rota estratégica, etc.).</w:t>
             </w:r>
           </w:p>
           <w:p>
@@ -12015,6 +13022,7 @@
           </w:p>
           <w:p>
             <w:pPr>
+              <w:pStyle w:val="79"/>
               <w:spacing w:before="0" w:beforeAutospacing="0" w:after="0" w:afterAutospacing="0" w:line="240" w:lineRule="auto"/>
               <w:ind w:left="720"/>
               <w:rPr>
@@ -12024,6 +13032,39 @@
           </w:p>
           <w:p>
             <w:pPr>
+              <w:pStyle w:val="79"/>
+              <w:spacing w:before="0" w:beforeAutospacing="0" w:after="0" w:afterAutospacing="0" w:line="240" w:lineRule="auto"/>
+              <w:ind w:left="720"/>
+              <w:rPr>
+                <w:lang w:val="pt-BR"/>
+              </w:rPr>
+            </w:pPr>
+          </w:p>
+          <w:p>
+            <w:pPr>
+              <w:spacing w:before="0" w:beforeAutospacing="0" w:after="0" w:afterAutospacing="0" w:line="240" w:lineRule="auto"/>
+              <w:ind w:left="708"/>
+              <w:rPr>
+                <w:lang w:val="pt-BR"/>
+              </w:rPr>
+            </w:pPr>
+          </w:p>
+          <w:p>
+            <w:pPr>
+              <w:pStyle w:val="79"/>
+              <w:spacing w:before="0" w:beforeAutospacing="0" w:after="0" w:afterAutospacing="0" w:line="240" w:lineRule="auto"/>
+              <w:ind w:left="720"/>
+              <w:jc w:val="both"/>
+              <w:rPr>
+                <w:rFonts w:ascii="Times New Roman" w:hAnsi="Times New Roman" w:eastAsia="Times New Roman" w:cs="Times New Roman"/>
+                <w:sz w:val="24"/>
+                <w:szCs w:val="24"/>
+                <w:lang w:val="pt-BR"/>
+              </w:rPr>
+            </w:pPr>
+          </w:p>
+          <w:p>
+            <w:pPr>
               <w:spacing w:after="0" w:line="240" w:lineRule="auto"/>
               <w:jc w:val="both"/>
               <w:rPr>
@@ -12034,56 +13075,14 @@
         </w:tc>
       </w:tr>
     </w:tbl>
-    <w:p>
-      <w:pPr>
-        <w:jc w:val="both"/>
-        <w:rPr>
-          <w:b/>
-          <w:bCs/>
-          <w:sz w:val="28"/>
-          <w:szCs w:val="28"/>
-        </w:rPr>
-      </w:pPr>
-    </w:p>
-    <w:p>
-      <w:pPr>
-        <w:jc w:val="both"/>
-        <w:rPr>
-          <w:b/>
-          <w:bCs/>
-          <w:sz w:val="28"/>
-          <w:szCs w:val="28"/>
-        </w:rPr>
-      </w:pPr>
-    </w:p>
-    <w:p>
-      <w:pPr>
-        <w:jc w:val="both"/>
-        <w:rPr>
-          <w:b/>
-          <w:bCs/>
-          <w:sz w:val="28"/>
-          <w:szCs w:val="28"/>
-        </w:rPr>
-      </w:pPr>
-    </w:p>
+    <w:p/>
     <w:p>
       <w:r>
         <w:br w:type="page"/>
       </w:r>
     </w:p>
-    <w:p>
-      <w:pPr>
-        <w:pStyle w:val="79"/>
-        <w:ind w:left="720"/>
-        <w:rPr>
-          <w:rFonts w:ascii="Times New Roman" w:hAnsi="Times New Roman" w:eastAsia="Times New Roman" w:cs="Times New Roman"/>
-          <w:sz w:val="26"/>
-          <w:szCs w:val="26"/>
-          <w:lang w:val="pt-BR"/>
-        </w:rPr>
-      </w:pPr>
-    </w:p>
+    <w:p/>
+    <w:p/>
     <w:p/>
     <w:p>
       <w:pPr>
@@ -12098,12 +13097,11 @@
         <w:rPr>
           <w:lang w:val="pt-BR"/>
         </w:rPr>
-        <w:t>Consultar Usuário</w:t>
-      </w:r>
-    </w:p>
-    <w:p>
-      <w:pPr>
-        <w:pStyle w:val="79"/>
+        <w:t>Criar ordem de entrega</w:t>
+      </w:r>
+    </w:p>
+    <w:p>
+      <w:pPr>
         <w:ind w:left="720"/>
         <w:rPr>
           <w:b/>
@@ -12124,8 +13122,22 @@
     </w:p>
     <w:p>
       <w:pPr>
+        <w:ind w:left="720" w:firstLine="0"/>
+        <w:rPr>
+          <w:lang w:val="pt-BR"/>
+        </w:rPr>
+      </w:pPr>
+      <w:r>
+        <w:rPr>
+          <w:lang w:val="pt-BR"/>
+        </w:rPr>
+        <w:t>O usuário registra uma nova ordem de entrega, associando um cliente, motorista, veículo e rota estratégica, bem como outros detalhes necessários para a execução da entrega.</w:t>
+      </w:r>
+    </w:p>
+    <w:p>
+      <w:pPr>
         <w:pStyle w:val="79"/>
-        <w:ind w:left="1068"/>
+        <w:ind w:left="1440"/>
         <w:rPr>
           <w:rFonts w:ascii="Times New Roman" w:hAnsi="Times New Roman" w:eastAsia="Times New Roman" w:cs="Times New Roman"/>
           <w:sz w:val="26"/>
@@ -12133,58 +13145,31 @@
           <w:lang w:val="pt-BR"/>
         </w:rPr>
       </w:pPr>
-      <w:r>
+    </w:p>
+    <w:p>
+      <w:pPr>
+        <w:pStyle w:val="73"/>
+        <w:ind w:left="708"/>
         <w:rPr>
           <w:rFonts w:ascii="Times New Roman" w:hAnsi="Times New Roman" w:eastAsia="Times New Roman" w:cs="Times New Roman"/>
           <w:sz w:val="26"/>
           <w:szCs w:val="26"/>
           <w:lang w:val="pt-BR"/>
         </w:rPr>
-        <w:t xml:space="preserve">O </w:t>
-      </w:r>
-      <w:r>
-        <w:rPr>
-          <w:lang w:val="pt-BR"/>
-        </w:rPr>
-        <w:t>usuário acessa as informações de clientes cadastrados no sistema para verificação, planejamento ou atualização de dados.</w:t>
-      </w:r>
-    </w:p>
-    <w:p>
-      <w:pPr>
-        <w:pStyle w:val="79"/>
-        <w:ind w:left="1080"/>
-        <w:rPr>
-          <w:rFonts w:ascii="Times New Roman" w:hAnsi="Times New Roman" w:eastAsia="Times New Roman" w:cs="Times New Roman"/>
-          <w:sz w:val="26"/>
-          <w:szCs w:val="26"/>
-          <w:lang w:val="pt-BR"/>
-        </w:rPr>
-      </w:pPr>
+      </w:pPr>
+      <w:r>
+        <w:t>b) Realização do Caso de Uso</w:t>
+      </w:r>
     </w:p>
     <w:p>
       <w:pPr>
         <w:pStyle w:val="73"/>
-        <w:ind w:left="720"/>
-        <w:rPr>
-          <w:rFonts w:ascii="Times New Roman" w:hAnsi="Times New Roman" w:eastAsia="Times New Roman" w:cs="Times New Roman"/>
-          <w:sz w:val="26"/>
-          <w:szCs w:val="26"/>
-          <w:lang w:val="pt-BR"/>
-        </w:rPr>
-      </w:pPr>
-      <w:r>
-        <w:t>b) Realização do Caso de Uso</w:t>
-      </w:r>
-    </w:p>
-    <w:p>
-      <w:pPr>
-        <w:pStyle w:val="73"/>
-        <w:ind w:left="1080"/>
+        <w:ind w:left="1440"/>
       </w:pPr>
     </w:p>
     <w:tbl>
       <w:tblPr>
-        <w:tblStyle w:val="30"/>
+        <w:tblStyle w:val="20"/>
         <w:tblW w:w="0" w:type="auto"/>
         <w:tblInd w:w="-5" w:type="dxa"/>
         <w:tblBorders>
@@ -12235,14 +13220,6 @@
             <w:pPr>
               <w:spacing w:after="0" w:line="240" w:lineRule="auto"/>
               <w:rPr>
-                <w:rFonts w:ascii="Times New Roman" w:hAnsi="Times New Roman" w:eastAsia="Times New Roman" w:cs="Times New Roman"/>
-                <w:sz w:val="24"/>
-                <w:szCs w:val="24"/>
-                <w:lang w:val="pt-BR"/>
-              </w:rPr>
-            </w:pPr>
-            <w:r>
-              <w:rPr>
                 <w:color w:val="000000" w:themeColor="text1" w:themeTint="FF"/>
                 <w14:textFill>
                   <w14:solidFill>
@@ -12253,16 +13230,20 @@
                   </w14:solidFill>
                 </w14:textFill>
               </w:rPr>
-              <w:t xml:space="preserve">Nome: </w:t>
-            </w:r>
-            <w:r>
-              <w:rPr>
-                <w:rFonts w:ascii="Times New Roman" w:hAnsi="Times New Roman" w:eastAsia="Times New Roman" w:cs="Times New Roman"/>
-                <w:sz w:val="24"/>
-                <w:szCs w:val="24"/>
-                <w:lang w:val="pt-BR"/>
-              </w:rPr>
-              <w:t>Consultar Usuário</w:t>
+            </w:pPr>
+            <w:r>
+              <w:rPr>
+                <w:color w:val="000000" w:themeColor="text1" w:themeTint="FF"/>
+                <w14:textFill>
+                  <w14:solidFill>
+                    <w14:schemeClr w14:val="tx1">
+                      <w14:lumMod w14:val="100000"/>
+                      <w14:lumOff w14:val="0"/>
+                    </w14:schemeClr>
+                  </w14:solidFill>
+                </w14:textFill>
+              </w:rPr>
+              <w:t>Nome: Criar ordem de entrega</w:t>
             </w:r>
           </w:p>
         </w:tc>
@@ -12354,7 +13335,7 @@
                 <w:b/>
                 <w:bCs/>
               </w:rPr>
-              <w:t xml:space="preserve">Regra de negócio: </w:t>
+              <w:t>Regra de negócio:</w:t>
             </w:r>
             <w:r>
               <w:rPr>
@@ -12363,7 +13344,7 @@
                 <w:szCs w:val="24"/>
                 <w:lang w:val="pt-BR"/>
               </w:rPr>
-              <w:t>Somente o usuário com permissão adequada pode visualizar as informações detalhadas dos clientes.</w:t>
+              <w:t xml:space="preserve"> Uma ordem de entrega só pode ser criada se todos os dados associados (cliente, motorista, veículo) estiverem previamente cadastrados no sistema.</w:t>
             </w:r>
           </w:p>
           <w:p>
@@ -12415,11 +13396,37 @@
               <w:t>Exceções:</w:t>
             </w:r>
             <w:r>
-              <w:t xml:space="preserve"> Se o cliente procurado não estiver cadastrado, o sistema exibe uma mensagem informando que nenhum registro foi encontrado.</w:t>
-            </w:r>
-          </w:p>
-          <w:p>
-            <w:pPr>
+              <w:t xml:space="preserve"> </w:t>
+            </w:r>
+            <w:r>
+              <w:rPr>
+                <w:lang w:val="pt-BR"/>
+              </w:rPr>
+              <w:t>Se algum dado obrigatório não for fornecido (e.g., cliente, veículo), o sistema impede a criação da ordem e exibe uma mensagem de erro.</w:t>
+            </w:r>
+          </w:p>
+          <w:p>
+            <w:pPr>
+              <w:pStyle w:val="79"/>
+              <w:numPr>
+                <w:ilvl w:val="0"/>
+                <w:numId w:val="5"/>
+              </w:numPr>
+              <w:spacing w:before="0" w:beforeAutospacing="0" w:after="0" w:afterAutospacing="0" w:line="240" w:lineRule="auto"/>
+              <w:rPr>
+                <w:lang w:val="pt-BR"/>
+              </w:rPr>
+            </w:pPr>
+            <w:r>
+              <w:rPr>
+                <w:lang w:val="pt-BR"/>
+              </w:rPr>
+              <w:t>Se o veículo ou motorista estiver associado a outra ordem no mesmo período, o sistema exibe uma mensagem de conflito de agendamento.</w:t>
+            </w:r>
+          </w:p>
+          <w:p>
+            <w:pPr>
+              <w:pStyle w:val="79"/>
               <w:tabs>
                 <w:tab w:val="left" w:pos="720"/>
               </w:tabs>
@@ -12438,11 +13445,8 @@
               </w:tabs>
               <w:spacing w:after="0" w:line="240" w:lineRule="auto"/>
               <w:ind w:left="720"/>
-              <w:jc w:val="both"/>
-              <w:rPr>
-                <w:rFonts w:ascii="Times New Roman" w:hAnsi="Times New Roman" w:eastAsia="Times New Roman" w:cs="Times New Roman"/>
-                <w:sz w:val="24"/>
-                <w:szCs w:val="24"/>
+              <w:jc w:val="left"/>
+              <w:rPr>
                 <w:lang w:val="pt-BR"/>
               </w:rPr>
             </w:pPr>
@@ -12542,7 +13546,7 @@
               <w:pStyle w:val="79"/>
               <w:numPr>
                 <w:ilvl w:val="0"/>
-                <w:numId w:val="11"/>
+                <w:numId w:val="12"/>
               </w:numPr>
               <w:spacing w:before="0" w:beforeAutospacing="0" w:after="0" w:afterAutospacing="0" w:line="240" w:lineRule="auto"/>
               <w:rPr>
@@ -12553,7 +13557,26 @@
               <w:rPr>
                 <w:lang w:val="pt-BR"/>
               </w:rPr>
-              <w:t>O usuário ou usuário autorizado acessa a interface de consulta de clientes.</w:t>
+              <w:t>O administrador acessa a interface de criação de ordens de entrega.</w:t>
+            </w:r>
+          </w:p>
+          <w:p>
+            <w:pPr>
+              <w:pStyle w:val="79"/>
+              <w:numPr>
+                <w:ilvl w:val="0"/>
+                <w:numId w:val="12"/>
+              </w:numPr>
+              <w:spacing w:before="0" w:beforeAutospacing="0" w:after="0" w:afterAutospacing="0" w:line="240" w:lineRule="auto"/>
+              <w:rPr>
+                <w:lang w:val="pt-BR"/>
+              </w:rPr>
+            </w:pPr>
+            <w:r>
+              <w:rPr>
+                <w:lang w:val="pt-BR"/>
+              </w:rPr>
+              <w:t>O administrador seleciona ou insere os dados obrigatórios: cliente, motorista, veículo, rota estratégica, data, período do dia e urgência.</w:t>
             </w:r>
           </w:p>
           <w:p>
@@ -12572,8 +13595,17 @@
               <w:rPr>
                 <w:lang w:val="pt-BR"/>
               </w:rPr>
-              <w:t>O usuário insere parâmetros de busca (e.g., nome fantasia, CNPJ, ou razão social) e confirma a consulta.</w:t>
-            </w:r>
+              <w:t>O administrador confirma a criação da ordem de entrega.</w:t>
+            </w:r>
+          </w:p>
+          <w:p>
+            <w:pPr>
+              <w:spacing w:before="0" w:beforeAutospacing="0" w:after="0" w:afterAutospacing="0" w:line="240" w:lineRule="auto"/>
+              <w:ind w:left="0"/>
+              <w:rPr>
+                <w:lang w:val="pt-BR"/>
+              </w:rPr>
+            </w:pPr>
           </w:p>
           <w:p>
             <w:pPr>
@@ -12648,7 +13680,7 @@
               <w:rPr>
                 <w:lang w:val="pt-BR"/>
               </w:rPr>
-              <w:t>O sistema busca as informações na base de dados com base nos parâmetros fornecidos.</w:t>
+              <w:t>O sistema verifica a disponibilidade do motorista e do veículo para a data e o período selecionado.</w:t>
             </w:r>
           </w:p>
           <w:p>
@@ -12667,7 +13699,7 @@
               <w:rPr>
                 <w:lang w:val="pt-BR"/>
               </w:rPr>
-              <w:t>Se encontrar correspondências, o sistema exibe os detalhes do cliente (nome fantasia, razão social, CNPJ, endereço completo, CEP, rota estratégica, etc.).</w:t>
+              <w:t>Se os dados estiverem corretos e não houver conflitos, o sistema grava a nova ordem de entrega.</w:t>
             </w:r>
           </w:p>
           <w:p>
@@ -12686,7 +13718,26 @@
               <w:rPr>
                 <w:lang w:val="pt-BR"/>
               </w:rPr>
-              <w:t>Se não houver correspondências, o sistema exibe uma mensagem informando que nenhum registro foi encontrado.</w:t>
+              <w:t>O sistema exibe uma mensagem de sucesso confirmando a criação da ordem.</w:t>
+            </w:r>
+          </w:p>
+          <w:p>
+            <w:pPr>
+              <w:pStyle w:val="79"/>
+              <w:numPr>
+                <w:ilvl w:val="0"/>
+                <w:numId w:val="4"/>
+              </w:numPr>
+              <w:spacing w:before="0" w:beforeAutospacing="0" w:after="0" w:afterAutospacing="0" w:line="240" w:lineRule="auto"/>
+              <w:rPr>
+                <w:lang w:val="pt-BR"/>
+              </w:rPr>
+            </w:pPr>
+            <w:r>
+              <w:rPr>
+                <w:lang w:val="pt-BR"/>
+              </w:rPr>
+              <w:t>Se houver algum problema com os dados (conflito de horário, dados em branco), o sistema exibe uma mensagem de erro e não prossegue com a criação.</w:t>
             </w:r>
           </w:p>
           <w:p>
@@ -12701,39 +13752,6 @@
           </w:p>
           <w:p>
             <w:pPr>
-              <w:pStyle w:val="79"/>
-              <w:spacing w:before="0" w:beforeAutospacing="0" w:after="0" w:afterAutospacing="0" w:line="240" w:lineRule="auto"/>
-              <w:ind w:left="720"/>
-              <w:rPr>
-                <w:lang w:val="pt-BR"/>
-              </w:rPr>
-            </w:pPr>
-          </w:p>
-          <w:p>
-            <w:pPr>
-              <w:spacing w:before="0" w:beforeAutospacing="0" w:after="0" w:afterAutospacing="0" w:line="240" w:lineRule="auto"/>
-              <w:ind w:left="708"/>
-              <w:rPr>
-                <w:lang w:val="pt-BR"/>
-              </w:rPr>
-            </w:pPr>
-          </w:p>
-          <w:p>
-            <w:pPr>
-              <w:pStyle w:val="79"/>
-              <w:spacing w:before="0" w:beforeAutospacing="0" w:after="0" w:afterAutospacing="0" w:line="240" w:lineRule="auto"/>
-              <w:ind w:left="720"/>
-              <w:jc w:val="both"/>
-              <w:rPr>
-                <w:rFonts w:ascii="Times New Roman" w:hAnsi="Times New Roman" w:eastAsia="Times New Roman" w:cs="Times New Roman"/>
-                <w:sz w:val="24"/>
-                <w:szCs w:val="24"/>
-                <w:lang w:val="pt-BR"/>
-              </w:rPr>
-            </w:pPr>
-          </w:p>
-          <w:p>
-            <w:pPr>
               <w:spacing w:after="0" w:line="240" w:lineRule="auto"/>
               <w:jc w:val="both"/>
               <w:rPr>
@@ -12756,22 +13774,20 @@
     <w:p>
       <w:pPr>
         <w:pStyle w:val="4"/>
-        <w:suppressLineNumbers w:val="0"/>
-        <w:bidi w:val="0"/>
         <w:spacing w:before="240" w:beforeAutospacing="0" w:after="60" w:afterAutospacing="0" w:line="259" w:lineRule="auto"/>
-        <w:ind w:left="720" w:right="0" w:hanging="720"/>
+        <w:ind w:right="0"/>
         <w:jc w:val="both"/>
       </w:pPr>
       <w:r>
         <w:rPr>
           <w:lang w:val="pt-BR"/>
         </w:rPr>
-        <w:t>Criar ordem de entrega</w:t>
-      </w:r>
-    </w:p>
-    <w:p>
-      <w:pPr>
-        <w:ind w:left="720"/>
+        <w:t xml:space="preserve"> Consultar ordem de entrega</w:t>
+      </w:r>
+    </w:p>
+    <w:p>
+      <w:pPr>
+        <w:ind w:left="708"/>
         <w:rPr>
           <w:b/>
           <w:bCs/>
@@ -12791,7 +13807,7 @@
     </w:p>
     <w:p>
       <w:pPr>
-        <w:ind w:left="720" w:firstLine="0"/>
+        <w:ind w:left="708" w:firstLine="0"/>
         <w:rPr>
           <w:lang w:val="pt-BR"/>
         </w:rPr>
@@ -12800,13 +13816,22 @@
         <w:rPr>
           <w:lang w:val="pt-BR"/>
         </w:rPr>
-        <w:t>O usuário registra uma nova ordem de entrega, associando um cliente, motorista, veículo e rota estratégica, bem como outros detalhes necessários para a execução da entrega.</w:t>
+        <w:t>O usuário</w:t>
+      </w:r>
+      <w:r>
+        <w:rPr>
+          <w:rFonts w:ascii="Times New Roman" w:hAnsi="Times New Roman" w:eastAsia="Times New Roman" w:cs="Times New Roman"/>
+          <w:sz w:val="24"/>
+          <w:szCs w:val="24"/>
+          <w:lang w:val="pt-BR"/>
+        </w:rPr>
+        <w:t xml:space="preserve"> visualiza as informações detalhadas de ordens de entrega já registradas no sistema para monitoramento e controle de operações.</w:t>
       </w:r>
     </w:p>
     <w:p>
       <w:pPr>
         <w:pStyle w:val="79"/>
-        <w:ind w:left="1440"/>
+        <w:ind w:left="1800"/>
         <w:rPr>
           <w:rFonts w:ascii="Times New Roman" w:hAnsi="Times New Roman" w:eastAsia="Times New Roman" w:cs="Times New Roman"/>
           <w:sz w:val="26"/>
@@ -12833,12 +13858,12 @@
     <w:p>
       <w:pPr>
         <w:pStyle w:val="73"/>
-        <w:ind w:left="1440"/>
+        <w:ind w:left="1800"/>
       </w:pPr>
     </w:p>
     <w:tbl>
       <w:tblPr>
-        <w:tblStyle w:val="30"/>
+        <w:tblStyle w:val="20"/>
         <w:tblW w:w="0" w:type="auto"/>
         <w:tblInd w:w="-5" w:type="dxa"/>
         <w:tblBorders>
@@ -12889,6 +13914,14 @@
             <w:pPr>
               <w:spacing w:after="0" w:line="240" w:lineRule="auto"/>
               <w:rPr>
+                <w:rFonts w:ascii="Times New Roman" w:hAnsi="Times New Roman" w:eastAsia="Times New Roman" w:cs="Times New Roman"/>
+                <w:sz w:val="24"/>
+                <w:szCs w:val="24"/>
+                <w:lang w:val="pt-BR"/>
+              </w:rPr>
+            </w:pPr>
+            <w:r>
+              <w:rPr>
                 <w:color w:val="000000" w:themeColor="text1" w:themeTint="FF"/>
                 <w14:textFill>
                   <w14:solidFill>
@@ -12899,20 +13932,16 @@
                   </w14:solidFill>
                 </w14:textFill>
               </w:rPr>
-            </w:pPr>
-            <w:r>
-              <w:rPr>
-                <w:color w:val="000000" w:themeColor="text1" w:themeTint="FF"/>
-                <w14:textFill>
-                  <w14:solidFill>
-                    <w14:schemeClr w14:val="tx1">
-                      <w14:lumMod w14:val="100000"/>
-                      <w14:lumOff w14:val="0"/>
-                    </w14:schemeClr>
-                  </w14:solidFill>
-                </w14:textFill>
-              </w:rPr>
-              <w:t>Nome: Criar ordem de entrega</w:t>
+              <w:t xml:space="preserve">Nome: </w:t>
+            </w:r>
+            <w:r>
+              <w:rPr>
+                <w:rFonts w:ascii="Times New Roman" w:hAnsi="Times New Roman" w:eastAsia="Times New Roman" w:cs="Times New Roman"/>
+                <w:sz w:val="24"/>
+                <w:szCs w:val="24"/>
+                <w:lang w:val="pt-BR"/>
+              </w:rPr>
+              <w:t>Consultar ordem de entrega</w:t>
             </w:r>
           </w:p>
         </w:tc>
@@ -13013,7 +14042,7 @@
                 <w:szCs w:val="24"/>
                 <w:lang w:val="pt-BR"/>
               </w:rPr>
-              <w:t xml:space="preserve"> Uma ordem de entrega só pode ser criada se todos os dados associados (cliente, motorista, veículo) estiverem previamente cadastrados no sistema.</w:t>
+              <w:t xml:space="preserve"> Apenas usuários com permissões apropriadas podem acessar os detalhes das ordens de entrega</w:t>
             </w:r>
           </w:p>
           <w:p>
@@ -13053,9 +14082,6 @@
               </w:tabs>
               <w:spacing w:after="0" w:line="240" w:lineRule="auto"/>
               <w:jc w:val="left"/>
-              <w:rPr>
-                <w:lang w:val="pt-BR"/>
-              </w:rPr>
             </w:pPr>
             <w:r>
               <w:rPr>
@@ -13065,32 +14091,7 @@
               <w:t>Exceções:</w:t>
             </w:r>
             <w:r>
-              <w:t xml:space="preserve"> </w:t>
-            </w:r>
-            <w:r>
-              <w:rPr>
-                <w:lang w:val="pt-BR"/>
-              </w:rPr>
-              <w:t>Se algum dado obrigatório não for fornecido (e.g., cliente, veículo), o sistema impede a criação da ordem e exibe uma mensagem de erro.</w:t>
-            </w:r>
-          </w:p>
-          <w:p>
-            <w:pPr>
-              <w:pStyle w:val="79"/>
-              <w:numPr>
-                <w:ilvl w:val="0"/>
-                <w:numId w:val="5"/>
-              </w:numPr>
-              <w:spacing w:before="0" w:beforeAutospacing="0" w:after="0" w:afterAutospacing="0" w:line="240" w:lineRule="auto"/>
-              <w:rPr>
-                <w:lang w:val="pt-BR"/>
-              </w:rPr>
-            </w:pPr>
-            <w:r>
-              <w:rPr>
-                <w:lang w:val="pt-BR"/>
-              </w:rPr>
-              <w:t>Se o veículo ou motorista estiver associado a outra ordem no mesmo período, o sistema exibe uma mensagem de conflito de agendamento.</w:t>
+              <w:t xml:space="preserve"> Se a entrega procurada não estiver cadastrada, o sistema exibe uma mensagem informando que nenhum registro foi encontrado.</w:t>
             </w:r>
           </w:p>
           <w:p>
@@ -13215,7 +14216,7 @@
               <w:pStyle w:val="79"/>
               <w:numPr>
                 <w:ilvl w:val="0"/>
-                <w:numId w:val="12"/>
+                <w:numId w:val="13"/>
               </w:numPr>
               <w:spacing w:before="0" w:beforeAutospacing="0" w:after="0" w:afterAutospacing="0" w:line="240" w:lineRule="auto"/>
               <w:rPr>
@@ -13226,7 +14227,7 @@
               <w:rPr>
                 <w:lang w:val="pt-BR"/>
               </w:rPr>
-              <w:t>O administrador acessa a interface de criação de ordens de entrega.</w:t>
+              <w:t>O administrador ou usuário autorizado acessa a interface de consulta de ordens de entrega.</w:t>
             </w:r>
           </w:p>
           <w:p>
@@ -13234,7 +14235,7 @@
               <w:pStyle w:val="79"/>
               <w:numPr>
                 <w:ilvl w:val="0"/>
-                <w:numId w:val="12"/>
+                <w:numId w:val="13"/>
               </w:numPr>
               <w:spacing w:before="0" w:beforeAutospacing="0" w:after="0" w:afterAutospacing="0" w:line="240" w:lineRule="auto"/>
               <w:rPr>
@@ -13245,27 +14246,18 @@
               <w:rPr>
                 <w:lang w:val="pt-BR"/>
               </w:rPr>
-              <w:t>O administrador seleciona ou insere os dados obrigatórios: cliente, motorista, veículo, rota estratégica, data, período do dia e urgência.</w:t>
+              <w:t>O usuário insere parâmetros de busca (e.g., cliente, data, veículo, motorista) e confirma a consulta.</w:t>
             </w:r>
           </w:p>
           <w:p>
             <w:pPr>
               <w:pStyle w:val="79"/>
-              <w:numPr>
-                <w:ilvl w:val="0"/>
-                <w:numId w:val="11"/>
-              </w:numPr>
               <w:spacing w:before="0" w:beforeAutospacing="0" w:after="0" w:afterAutospacing="0" w:line="240" w:lineRule="auto"/>
-              <w:rPr>
-                <w:lang w:val="pt-BR"/>
-              </w:rPr>
-            </w:pPr>
-            <w:r>
-              <w:rPr>
-                <w:lang w:val="pt-BR"/>
-              </w:rPr>
-              <w:t>O administrador confirma a criação da ordem de entrega.</w:t>
-            </w:r>
+              <w:ind w:left="720"/>
+              <w:rPr>
+                <w:lang w:val="pt-BR"/>
+              </w:rPr>
+            </w:pPr>
           </w:p>
           <w:p>
             <w:pPr>
@@ -13349,7 +14341,7 @@
               <w:rPr>
                 <w:lang w:val="pt-BR"/>
               </w:rPr>
-              <w:t>O sistema verifica a disponibilidade do motorista e do veículo para a data e o período selecionado.</w:t>
+              <w:t>O sistema busca as informações na base de dados com base nos parâmetros fornecidos.</w:t>
             </w:r>
           </w:p>
           <w:p>
@@ -13368,7 +14360,7 @@
               <w:rPr>
                 <w:lang w:val="pt-BR"/>
               </w:rPr>
-              <w:t>Se os dados estiverem corretos e não houver conflitos, o sistema grava a nova ordem de entrega.</w:t>
+              <w:t>Se encontrar correspondências, o sistema exibe os detalhes da entrega (cliente, motorista, veículo, rota estratégica, data, período do dia, urgência, etc.).</w:t>
             </w:r>
           </w:p>
           <w:p>
@@ -13387,26 +14379,7 @@
               <w:rPr>
                 <w:lang w:val="pt-BR"/>
               </w:rPr>
-              <w:t>O sistema exibe uma mensagem de sucesso confirmando a criação da ordem.</w:t>
-            </w:r>
-          </w:p>
-          <w:p>
-            <w:pPr>
-              <w:pStyle w:val="79"/>
-              <w:numPr>
-                <w:ilvl w:val="0"/>
-                <w:numId w:val="4"/>
-              </w:numPr>
-              <w:spacing w:before="0" w:beforeAutospacing="0" w:after="0" w:afterAutospacing="0" w:line="240" w:lineRule="auto"/>
-              <w:rPr>
-                <w:lang w:val="pt-BR"/>
-              </w:rPr>
-            </w:pPr>
-            <w:r>
-              <w:rPr>
-                <w:lang w:val="pt-BR"/>
-              </w:rPr>
-              <w:t>Se houver algum problema com os dados (conflito de horário, dados em branco), o sistema exibe uma mensagem de erro e não prossegue com a criação.</w:t>
+              <w:t>Se não houver correspondências, o sistema exibe uma mensagem informando que nenhum registro foi encontrado</w:t>
             </w:r>
           </w:p>
           <w:p>
@@ -13421,43 +14394,9 @@
           </w:p>
           <w:p>
             <w:pPr>
-              <w:pStyle w:val="79"/>
               <w:spacing w:before="0" w:beforeAutospacing="0" w:after="0" w:afterAutospacing="0" w:line="240" w:lineRule="auto"/>
               <w:ind w:left="720"/>
               <w:rPr>
-                <w:lang w:val="pt-BR"/>
-              </w:rPr>
-            </w:pPr>
-          </w:p>
-          <w:p>
-            <w:pPr>
-              <w:pStyle w:val="79"/>
-              <w:spacing w:before="0" w:beforeAutospacing="0" w:after="0" w:afterAutospacing="0" w:line="240" w:lineRule="auto"/>
-              <w:ind w:left="720"/>
-              <w:rPr>
-                <w:lang w:val="pt-BR"/>
-              </w:rPr>
-            </w:pPr>
-          </w:p>
-          <w:p>
-            <w:pPr>
-              <w:spacing w:before="0" w:beforeAutospacing="0" w:after="0" w:afterAutospacing="0" w:line="240" w:lineRule="auto"/>
-              <w:ind w:left="708"/>
-              <w:rPr>
-                <w:lang w:val="pt-BR"/>
-              </w:rPr>
-            </w:pPr>
-          </w:p>
-          <w:p>
-            <w:pPr>
-              <w:pStyle w:val="79"/>
-              <w:spacing w:before="0" w:beforeAutospacing="0" w:after="0" w:afterAutospacing="0" w:line="240" w:lineRule="auto"/>
-              <w:ind w:left="720"/>
-              <w:jc w:val="both"/>
-              <w:rPr>
-                <w:rFonts w:ascii="Times New Roman" w:hAnsi="Times New Roman" w:eastAsia="Times New Roman" w:cs="Times New Roman"/>
-                <w:sz w:val="24"/>
-                <w:szCs w:val="24"/>
                 <w:lang w:val="pt-BR"/>
               </w:rPr>
             </w:pPr>
@@ -13480,6 +14419,7 @@
         <w:br w:type="page"/>
       </w:r>
     </w:p>
+    <w:p/>
     <w:p/>
     <w:p/>
     <w:p/>
@@ -13494,12 +14434,12 @@
         <w:rPr>
           <w:lang w:val="pt-BR"/>
         </w:rPr>
-        <w:t xml:space="preserve"> Consultar ordem de entrega</w:t>
-      </w:r>
-    </w:p>
-    <w:p>
-      <w:pPr>
-        <w:ind w:left="708"/>
+        <w:t>Registrar Abastecimento do Veículo</w:t>
+      </w:r>
+    </w:p>
+    <w:p>
+      <w:pPr>
+        <w:ind w:left="720"/>
         <w:rPr>
           <w:b/>
           <w:bCs/>
@@ -13519,7 +14459,8 @@
     </w:p>
     <w:p>
       <w:pPr>
-        <w:ind w:left="708" w:firstLine="0"/>
+        <w:pStyle w:val="79"/>
+        <w:ind w:left="1068"/>
         <w:rPr>
           <w:lang w:val="pt-BR"/>
         </w:rPr>
@@ -13528,22 +14469,13 @@
         <w:rPr>
           <w:lang w:val="pt-BR"/>
         </w:rPr>
-        <w:t>O usuário</w:t>
-      </w:r>
-      <w:r>
-        <w:rPr>
-          <w:rFonts w:ascii="Times New Roman" w:hAnsi="Times New Roman" w:eastAsia="Times New Roman" w:cs="Times New Roman"/>
-          <w:sz w:val="24"/>
-          <w:szCs w:val="24"/>
-          <w:lang w:val="pt-BR"/>
-        </w:rPr>
-        <w:t xml:space="preserve"> visualiza as informações detalhadas de ordens de entrega já registradas no sistema para monitoramento e controle de operações.</w:t>
+        <w:t>O usuário registre informações sobre o abastecimento de um veículo da frota para fins de controle de despesas e quilometragem..</w:t>
       </w:r>
     </w:p>
     <w:p>
       <w:pPr>
         <w:pStyle w:val="79"/>
-        <w:ind w:left="1800"/>
+        <w:ind w:left="2160"/>
         <w:rPr>
           <w:rFonts w:ascii="Times New Roman" w:hAnsi="Times New Roman" w:eastAsia="Times New Roman" w:cs="Times New Roman"/>
           <w:sz w:val="26"/>
@@ -13564,18 +14496,18 @@
         </w:rPr>
       </w:pPr>
       <w:r>
-        <w:t>b) Realização do Caso de Uso</w:t>
+        <w:t xml:space="preserve"> b) Realização do Caso de Uso</w:t>
       </w:r>
     </w:p>
     <w:p>
       <w:pPr>
         <w:pStyle w:val="73"/>
-        <w:ind w:left="1800"/>
+        <w:ind w:left="2124"/>
       </w:pPr>
     </w:p>
     <w:tbl>
       <w:tblPr>
-        <w:tblStyle w:val="30"/>
+        <w:tblStyle w:val="20"/>
         <w:tblW w:w="0" w:type="auto"/>
         <w:tblInd w:w="-5" w:type="dxa"/>
         <w:tblBorders>
@@ -13626,14 +14558,6 @@
             <w:pPr>
               <w:spacing w:after="0" w:line="240" w:lineRule="auto"/>
               <w:rPr>
-                <w:rFonts w:ascii="Times New Roman" w:hAnsi="Times New Roman" w:eastAsia="Times New Roman" w:cs="Times New Roman"/>
-                <w:sz w:val="24"/>
-                <w:szCs w:val="24"/>
-                <w:lang w:val="pt-BR"/>
-              </w:rPr>
-            </w:pPr>
-            <w:r>
-              <w:rPr>
                 <w:color w:val="000000" w:themeColor="text1" w:themeTint="FF"/>
                 <w14:textFill>
                   <w14:solidFill>
@@ -13644,16 +14568,20 @@
                   </w14:solidFill>
                 </w14:textFill>
               </w:rPr>
-              <w:t xml:space="preserve">Nome: </w:t>
-            </w:r>
-            <w:r>
-              <w:rPr>
-                <w:rFonts w:ascii="Times New Roman" w:hAnsi="Times New Roman" w:eastAsia="Times New Roman" w:cs="Times New Roman"/>
-                <w:sz w:val="24"/>
-                <w:szCs w:val="24"/>
-                <w:lang w:val="pt-BR"/>
-              </w:rPr>
-              <w:t>Consultar ordem de entrega</w:t>
+            </w:pPr>
+            <w:r>
+              <w:rPr>
+                <w:color w:val="000000" w:themeColor="text1" w:themeTint="FF"/>
+                <w14:textFill>
+                  <w14:solidFill>
+                    <w14:schemeClr w14:val="tx1">
+                      <w14:lumMod w14:val="100000"/>
+                      <w14:lumOff w14:val="0"/>
+                    </w14:schemeClr>
+                  </w14:solidFill>
+                </w14:textFill>
+              </w:rPr>
+              <w:t xml:space="preserve">Nome: Registrar Abastecimento do Veículo </w:t>
             </w:r>
           </w:p>
         </w:tc>
@@ -13754,7 +14682,7 @@
                 <w:szCs w:val="24"/>
                 <w:lang w:val="pt-BR"/>
               </w:rPr>
-              <w:t xml:space="preserve"> Apenas usuários com permissões apropriadas podem acessar os detalhes das ordens de entrega</w:t>
+              <w:t xml:space="preserve"> Todos os registros de abastecimento devem conter as informações completas e ser vinculados a veículos e motoristas cadastrados.</w:t>
             </w:r>
           </w:p>
           <w:p>
@@ -13794,6 +14722,9 @@
               </w:tabs>
               <w:spacing w:after="0" w:line="240" w:lineRule="auto"/>
               <w:jc w:val="left"/>
+              <w:rPr>
+                <w:lang w:val="pt-BR"/>
+              </w:rPr>
             </w:pPr>
             <w:r>
               <w:rPr>
@@ -13803,8 +14734,44 @@
               <w:t>Exceções:</w:t>
             </w:r>
             <w:r>
-              <w:t xml:space="preserve"> Se a entrega procurada não estiver cadastrada, o sistema exibe uma mensagem informando que nenhum registro foi encontrado.</w:t>
-            </w:r>
+              <w:t xml:space="preserve"> </w:t>
+            </w:r>
+            <w:r>
+              <w:rPr>
+                <w:lang w:val="pt-BR"/>
+              </w:rPr>
+              <w:t>Se algum campo obrigatório (veículo, motorista, posto de abastecimento, etc.) estiver em branco, o sistema exibe uma mensagem de erro solicitando o preenchimento.</w:t>
+            </w:r>
+          </w:p>
+          <w:p>
+            <w:pPr>
+              <w:pStyle w:val="79"/>
+              <w:numPr>
+                <w:ilvl w:val="0"/>
+                <w:numId w:val="5"/>
+              </w:numPr>
+              <w:spacing w:before="0" w:beforeAutospacing="0" w:after="0" w:afterAutospacing="0" w:line="240" w:lineRule="auto"/>
+              <w:rPr>
+                <w:lang w:val="pt-BR"/>
+              </w:rPr>
+            </w:pPr>
+            <w:r>
+              <w:rPr>
+                <w:lang w:val="pt-BR"/>
+              </w:rPr>
+              <w:t>Se o valor por litro ou a quantidade de litros não estiver em um formato válido (e.g., texto em vez de número), o sistema exibe uma mensagem de erro e não prossegue.</w:t>
+            </w:r>
+          </w:p>
+          <w:p>
+            <w:pPr>
+              <w:pStyle w:val="79"/>
+              <w:tabs>
+                <w:tab w:val="left" w:pos="720"/>
+              </w:tabs>
+              <w:spacing w:after="0" w:line="240" w:lineRule="auto"/>
+              <w:ind w:left="720"/>
+              <w:jc w:val="left"/>
+            </w:pPr>
           </w:p>
           <w:p>
             <w:pPr>
@@ -13928,7 +14895,7 @@
               <w:pStyle w:val="79"/>
               <w:numPr>
                 <w:ilvl w:val="0"/>
-                <w:numId w:val="13"/>
+                <w:numId w:val="14"/>
               </w:numPr>
               <w:spacing w:before="0" w:beforeAutospacing="0" w:after="0" w:afterAutospacing="0" w:line="240" w:lineRule="auto"/>
               <w:rPr>
@@ -13939,669 +14906,9 @@
               <w:rPr>
                 <w:lang w:val="pt-BR"/>
               </w:rPr>
-              <w:t>O administrador ou usuário autorizado acessa a interface de consulta de ordens de entrega.</w:t>
-            </w:r>
-          </w:p>
-          <w:p>
-            <w:pPr>
-              <w:pStyle w:val="79"/>
-              <w:numPr>
-                <w:ilvl w:val="0"/>
-                <w:numId w:val="13"/>
-              </w:numPr>
-              <w:spacing w:before="0" w:beforeAutospacing="0" w:after="0" w:afterAutospacing="0" w:line="240" w:lineRule="auto"/>
-              <w:rPr>
-                <w:lang w:val="pt-BR"/>
-              </w:rPr>
-            </w:pPr>
-            <w:r>
-              <w:rPr>
-                <w:lang w:val="pt-BR"/>
-              </w:rPr>
-              <w:t>O usuário insere parâmetros de busca (e.g., cliente, data, veículo, motorista) e confirma a consulta.</w:t>
-            </w:r>
-          </w:p>
-          <w:p>
-            <w:pPr>
-              <w:pStyle w:val="79"/>
-              <w:spacing w:before="0" w:beforeAutospacing="0" w:after="0" w:afterAutospacing="0" w:line="240" w:lineRule="auto"/>
-              <w:ind w:left="720"/>
-              <w:rPr>
-                <w:lang w:val="pt-BR"/>
-              </w:rPr>
-            </w:pPr>
-          </w:p>
-          <w:p>
-            <w:pPr>
-              <w:spacing w:before="0" w:beforeAutospacing="0" w:after="0" w:afterAutospacing="0" w:line="240" w:lineRule="auto"/>
-              <w:ind w:left="0"/>
-              <w:rPr>
-                <w:lang w:val="pt-BR"/>
-              </w:rPr>
-            </w:pPr>
-          </w:p>
-          <w:p>
-            <w:pPr>
-              <w:pStyle w:val="79"/>
-              <w:spacing w:before="0" w:beforeAutospacing="0" w:after="0" w:afterAutospacing="0" w:line="240" w:lineRule="auto"/>
-              <w:ind w:left="720"/>
-              <w:rPr>
-                <w:lang w:val="pt-BR"/>
-              </w:rPr>
-            </w:pPr>
-          </w:p>
-          <w:p>
-            <w:pPr>
-              <w:pStyle w:val="79"/>
-              <w:spacing w:before="0" w:beforeAutospacing="0" w:after="0" w:afterAutospacing="0" w:line="240" w:lineRule="auto"/>
-              <w:ind w:left="720"/>
-              <w:rPr>
-                <w:lang w:val="pt-BR"/>
-              </w:rPr>
-            </w:pPr>
-          </w:p>
-          <w:p>
-            <w:pPr>
-              <w:pStyle w:val="79"/>
-              <w:spacing w:before="0" w:beforeAutospacing="0" w:after="0" w:afterAutospacing="0" w:line="240" w:lineRule="auto"/>
-              <w:ind w:left="720"/>
-              <w:rPr>
-                <w:lang w:val="pt-BR"/>
-              </w:rPr>
-            </w:pPr>
-          </w:p>
-          <w:p>
-            <w:pPr>
-              <w:pStyle w:val="79"/>
-              <w:spacing w:before="0" w:beforeAutospacing="0" w:after="0" w:afterAutospacing="0" w:line="240" w:lineRule="auto"/>
-              <w:ind w:left="720"/>
-              <w:jc w:val="left"/>
-              <w:rPr>
-                <w:lang w:val="pt-BR"/>
-              </w:rPr>
-            </w:pPr>
-          </w:p>
-          <w:p>
-            <w:pPr>
-              <w:pStyle w:val="79"/>
-              <w:spacing w:after="0" w:line="240" w:lineRule="auto"/>
-              <w:ind w:left="720"/>
-              <w:jc w:val="both"/>
-              <w:rPr>
-                <w:lang w:val="pt-BR"/>
-              </w:rPr>
-            </w:pPr>
-          </w:p>
-        </w:tc>
-        <w:tc>
-          <w:tcPr>
-            <w:tcW w:w="4485" w:type="dxa"/>
-          </w:tcPr>
-          <w:p>
-            <w:pPr>
-              <w:pStyle w:val="79"/>
-              <w:numPr>
-                <w:ilvl w:val="0"/>
-                <w:numId w:val="4"/>
-              </w:numPr>
-              <w:spacing w:before="0" w:beforeAutospacing="0" w:after="0" w:afterAutospacing="0" w:line="240" w:lineRule="auto"/>
-              <w:rPr>
-                <w:lang w:val="pt-BR"/>
-              </w:rPr>
-            </w:pPr>
-            <w:r>
-              <w:rPr>
-                <w:lang w:val="pt-BR"/>
-              </w:rPr>
-              <w:t>O sistema busca as informações na base de dados com base nos parâmetros fornecidos.</w:t>
-            </w:r>
-          </w:p>
-          <w:p>
-            <w:pPr>
-              <w:pStyle w:val="79"/>
-              <w:numPr>
-                <w:ilvl w:val="0"/>
-                <w:numId w:val="4"/>
-              </w:numPr>
-              <w:spacing w:before="0" w:beforeAutospacing="0" w:after="0" w:afterAutospacing="0" w:line="240" w:lineRule="auto"/>
-              <w:rPr>
-                <w:lang w:val="pt-BR"/>
-              </w:rPr>
-            </w:pPr>
-            <w:r>
-              <w:rPr>
-                <w:lang w:val="pt-BR"/>
-              </w:rPr>
-              <w:t>Se encontrar correspondências, o sistema exibe os detalhes da entrega (cliente, motorista, veículo, rota estratégica, data, período do dia, urgência, etc.).</w:t>
-            </w:r>
-          </w:p>
-          <w:p>
-            <w:pPr>
-              <w:pStyle w:val="79"/>
-              <w:numPr>
-                <w:ilvl w:val="0"/>
-                <w:numId w:val="4"/>
-              </w:numPr>
-              <w:spacing w:before="0" w:beforeAutospacing="0" w:after="0" w:afterAutospacing="0" w:line="240" w:lineRule="auto"/>
-              <w:rPr>
-                <w:lang w:val="pt-BR"/>
-              </w:rPr>
-            </w:pPr>
-            <w:r>
-              <w:rPr>
-                <w:lang w:val="pt-BR"/>
-              </w:rPr>
-              <w:t>Se não houver correspondências, o sistema exibe uma mensagem informando que nenhum registro foi encontrado</w:t>
-            </w:r>
-          </w:p>
-          <w:p>
-            <w:pPr>
-              <w:pStyle w:val="79"/>
-              <w:spacing w:before="0" w:beforeAutospacing="0" w:after="0" w:afterAutospacing="0" w:line="240" w:lineRule="auto"/>
-              <w:ind w:left="720"/>
-              <w:rPr>
-                <w:lang w:val="pt-BR"/>
-              </w:rPr>
-            </w:pPr>
-          </w:p>
-          <w:p>
-            <w:pPr>
-              <w:spacing w:before="0" w:beforeAutospacing="0" w:after="0" w:afterAutospacing="0" w:line="240" w:lineRule="auto"/>
-              <w:ind w:left="720"/>
-              <w:rPr>
-                <w:lang w:val="pt-BR"/>
-              </w:rPr>
-            </w:pPr>
-          </w:p>
-          <w:p>
-            <w:pPr>
-              <w:spacing w:after="0" w:line="240" w:lineRule="auto"/>
-              <w:jc w:val="both"/>
-              <w:rPr>
-                <w:color w:val="FF0000"/>
-              </w:rPr>
-            </w:pPr>
-          </w:p>
-        </w:tc>
-      </w:tr>
-    </w:tbl>
-    <w:p/>
-    <w:p>
-      <w:r>
-        <w:br w:type="page"/>
-      </w:r>
-    </w:p>
-    <w:p/>
-    <w:p/>
-    <w:p/>
-    <w:p/>
-    <w:p>
-      <w:pPr>
-        <w:pStyle w:val="4"/>
-        <w:spacing w:before="240" w:beforeAutospacing="0" w:after="60" w:afterAutospacing="0" w:line="259" w:lineRule="auto"/>
-        <w:ind w:right="0"/>
-        <w:jc w:val="both"/>
-      </w:pPr>
-      <w:r>
-        <w:rPr>
-          <w:lang w:val="pt-BR"/>
-        </w:rPr>
-        <w:t xml:space="preserve"> Registrar Abastecimento do Veículo</w:t>
-      </w:r>
-    </w:p>
-    <w:p>
-      <w:pPr>
-        <w:ind w:left="720"/>
-        <w:rPr>
-          <w:b/>
-          <w:bCs/>
-          <w:sz w:val="26"/>
-          <w:szCs w:val="26"/>
-        </w:rPr>
-      </w:pPr>
-      <w:r>
-        <w:rPr>
-          <w:b/>
-          <w:bCs/>
-          <w:sz w:val="26"/>
-          <w:szCs w:val="26"/>
-        </w:rPr>
-        <w:t>a) Descrição Resumida</w:t>
-      </w:r>
-    </w:p>
-    <w:p>
-      <w:pPr>
-        <w:pStyle w:val="79"/>
-        <w:ind w:left="1068"/>
-        <w:rPr>
-          <w:lang w:val="pt-BR"/>
-        </w:rPr>
-      </w:pPr>
-      <w:r>
-        <w:rPr>
-          <w:lang w:val="pt-BR"/>
-        </w:rPr>
-        <w:t>O usuário registre informações sobre o abastecimento de um veículo da frota para fins de controle de despesas e quilometragem..</w:t>
-      </w:r>
-    </w:p>
-    <w:p>
-      <w:pPr>
-        <w:pStyle w:val="79"/>
-        <w:ind w:left="2160"/>
-        <w:rPr>
-          <w:rFonts w:ascii="Times New Roman" w:hAnsi="Times New Roman" w:eastAsia="Times New Roman" w:cs="Times New Roman"/>
-          <w:sz w:val="26"/>
-          <w:szCs w:val="26"/>
-          <w:lang w:val="pt-BR"/>
-        </w:rPr>
-      </w:pPr>
-    </w:p>
-    <w:p>
-      <w:pPr>
-        <w:pStyle w:val="73"/>
-        <w:ind w:left="708"/>
-        <w:rPr>
-          <w:rFonts w:ascii="Times New Roman" w:hAnsi="Times New Roman" w:eastAsia="Times New Roman" w:cs="Times New Roman"/>
-          <w:sz w:val="26"/>
-          <w:szCs w:val="26"/>
-          <w:lang w:val="pt-BR"/>
-        </w:rPr>
-      </w:pPr>
-      <w:r>
-        <w:t xml:space="preserve"> b) Realização do Caso de Uso</w:t>
-      </w:r>
-    </w:p>
-    <w:p>
-      <w:pPr>
-        <w:pStyle w:val="73"/>
-        <w:ind w:left="2124"/>
-      </w:pPr>
-    </w:p>
-    <w:tbl>
-      <w:tblPr>
-        <w:tblStyle w:val="30"/>
-        <w:tblW w:w="0" w:type="auto"/>
-        <w:tblInd w:w="-5" w:type="dxa"/>
-        <w:tblBorders>
-          <w:top w:val="single" w:color="auto" w:sz="4" w:space="0"/>
-          <w:left w:val="single" w:color="auto" w:sz="4" w:space="0"/>
-          <w:bottom w:val="single" w:color="auto" w:sz="4" w:space="0"/>
-          <w:right w:val="single" w:color="auto" w:sz="4" w:space="0"/>
-          <w:insideH w:val="single" w:color="auto" w:sz="4" w:space="0"/>
-          <w:insideV w:val="single" w:color="auto" w:sz="4" w:space="0"/>
-        </w:tblBorders>
-        <w:tblLayout w:type="autofit"/>
-        <w:tblCellMar>
-          <w:top w:w="0" w:type="dxa"/>
-          <w:left w:w="108" w:type="dxa"/>
-          <w:bottom w:w="0" w:type="dxa"/>
-          <w:right w:w="108" w:type="dxa"/>
-        </w:tblCellMar>
-      </w:tblPr>
-      <w:tblGrid>
-        <w:gridCol w:w="4489"/>
-        <w:gridCol w:w="4485"/>
-      </w:tblGrid>
-      <w:tr>
-        <w:tblPrEx>
-          <w:tblBorders>
-            <w:top w:val="single" w:color="auto" w:sz="4" w:space="0"/>
-            <w:left w:val="single" w:color="auto" w:sz="4" w:space="0"/>
-            <w:bottom w:val="single" w:color="auto" w:sz="4" w:space="0"/>
-            <w:right w:val="single" w:color="auto" w:sz="4" w:space="0"/>
-            <w:insideH w:val="single" w:color="auto" w:sz="4" w:space="0"/>
-            <w:insideV w:val="single" w:color="auto" w:sz="4" w:space="0"/>
-          </w:tblBorders>
-          <w:tblCellMar>
-            <w:top w:w="0" w:type="dxa"/>
-            <w:left w:w="108" w:type="dxa"/>
-            <w:bottom w:w="0" w:type="dxa"/>
-            <w:right w:w="108" w:type="dxa"/>
-          </w:tblCellMar>
-        </w:tblPrEx>
-        <w:trPr>
-          <w:trHeight w:val="300" w:hRule="atLeast"/>
-        </w:trPr>
-        <w:tc>
-          <w:tcPr>
-            <w:tcW w:w="4489" w:type="dxa"/>
-          </w:tcPr>
-          <w:p>
-            <w:pPr>
-              <w:spacing w:after="0" w:line="240" w:lineRule="auto"/>
-              <w:rPr>
-                <w:color w:val="000000" w:themeColor="text1" w:themeTint="FF"/>
-                <w14:textFill>
-                  <w14:solidFill>
-                    <w14:schemeClr w14:val="tx1">
-                      <w14:lumMod w14:val="100000"/>
-                      <w14:lumOff w14:val="0"/>
-                    </w14:schemeClr>
-                  </w14:solidFill>
-                </w14:textFill>
-              </w:rPr>
-            </w:pPr>
-            <w:r>
-              <w:rPr>
-                <w:color w:val="000000" w:themeColor="text1" w:themeTint="FF"/>
-                <w14:textFill>
-                  <w14:solidFill>
-                    <w14:schemeClr w14:val="tx1">
-                      <w14:lumMod w14:val="100000"/>
-                      <w14:lumOff w14:val="0"/>
-                    </w14:schemeClr>
-                  </w14:solidFill>
-                </w14:textFill>
-              </w:rPr>
-              <w:t xml:space="preserve">Nome: Registrar Abastecimento do Veículo </w:t>
-            </w:r>
-          </w:p>
-        </w:tc>
-        <w:tc>
-          <w:tcPr>
-            <w:tcW w:w="4485" w:type="dxa"/>
-          </w:tcPr>
-          <w:p>
-            <w:pPr>
-              <w:spacing w:after="0" w:line="240" w:lineRule="auto"/>
-              <w:jc w:val="both"/>
-              <w:rPr>
-                <w:b w:val="0"/>
-                <w:bCs w:val="0"/>
-                <w:sz w:val="28"/>
-                <w:szCs w:val="28"/>
-              </w:rPr>
-            </w:pPr>
-            <w:r>
-              <w:rPr>
-                <w:b/>
-                <w:bCs/>
-                <w:sz w:val="28"/>
-                <w:szCs w:val="28"/>
-              </w:rPr>
-              <w:t xml:space="preserve">Frequência: </w:t>
-            </w:r>
-            <w:r>
-              <w:rPr>
-                <w:rFonts w:ascii="Times New Roman" w:hAnsi="Times New Roman" w:eastAsia="Times New Roman" w:cs="Times New Roman"/>
-                <w:sz w:val="24"/>
-                <w:szCs w:val="24"/>
-                <w:lang w:val="pt-BR"/>
-              </w:rPr>
-              <w:t>Conforme necessidade</w:t>
-            </w:r>
-          </w:p>
-        </w:tc>
-      </w:tr>
-      <w:tr>
-        <w:tblPrEx>
-          <w:tblBorders>
-            <w:top w:val="single" w:color="auto" w:sz="4" w:space="0"/>
-            <w:left w:val="single" w:color="auto" w:sz="4" w:space="0"/>
-            <w:bottom w:val="single" w:color="auto" w:sz="4" w:space="0"/>
-            <w:right w:val="single" w:color="auto" w:sz="4" w:space="0"/>
-            <w:insideH w:val="single" w:color="auto" w:sz="4" w:space="0"/>
-            <w:insideV w:val="single" w:color="auto" w:sz="4" w:space="0"/>
-          </w:tblBorders>
-          <w:tblCellMar>
-            <w:top w:w="0" w:type="dxa"/>
-            <w:left w:w="108" w:type="dxa"/>
-            <w:bottom w:w="0" w:type="dxa"/>
-            <w:right w:w="108" w:type="dxa"/>
-          </w:tblCellMar>
-        </w:tblPrEx>
-        <w:trPr>
-          <w:trHeight w:val="300" w:hRule="atLeast"/>
-        </w:trPr>
-        <w:tc>
-          <w:tcPr>
-            <w:tcW w:w="4489" w:type="dxa"/>
-          </w:tcPr>
-          <w:p>
-            <w:pPr>
-              <w:numPr>
-                <w:ilvl w:val="0"/>
-                <w:numId w:val="2"/>
-              </w:numPr>
-              <w:tabs>
-                <w:tab w:val="left" w:pos="720"/>
-              </w:tabs>
-              <w:spacing w:after="0" w:line="240" w:lineRule="auto"/>
-              <w:jc w:val="left"/>
-              <w:rPr>
-                <w:color w:val="000000" w:themeColor="text1" w:themeTint="FF"/>
-                <w14:textFill>
-                  <w14:solidFill>
-                    <w14:schemeClr w14:val="tx1">
-                      <w14:lumMod w14:val="100000"/>
-                      <w14:lumOff w14:val="0"/>
-                    </w14:schemeClr>
-                  </w14:solidFill>
-                </w14:textFill>
-              </w:rPr>
-            </w:pPr>
-            <w:r>
-              <w:rPr>
-                <w:b/>
-                <w:bCs/>
-              </w:rPr>
-              <w:t>Regra de negócio:</w:t>
-            </w:r>
-            <w:r>
-              <w:rPr>
-                <w:rFonts w:ascii="Times New Roman" w:hAnsi="Times New Roman" w:eastAsia="Times New Roman" w:cs="Times New Roman"/>
-                <w:sz w:val="24"/>
-                <w:szCs w:val="24"/>
-                <w:lang w:val="pt-BR"/>
-              </w:rPr>
-              <w:t xml:space="preserve"> Todos os registros de abastecimento devem conter as informações completas e ser vinculados a veículos e motoristas cadastrados.</w:t>
-            </w:r>
-          </w:p>
-          <w:p>
-            <w:pPr>
-              <w:tabs>
-                <w:tab w:val="left" w:pos="720"/>
-              </w:tabs>
-              <w:spacing w:after="0" w:line="240" w:lineRule="auto"/>
-              <w:jc w:val="left"/>
-              <w:rPr>
-                <w:color w:val="000000" w:themeColor="text1" w:themeTint="FF"/>
-                <w14:textFill>
-                  <w14:solidFill>
-                    <w14:schemeClr w14:val="tx1">
-                      <w14:lumMod w14:val="100000"/>
-                      <w14:lumOff w14:val="0"/>
-                    </w14:schemeClr>
-                  </w14:solidFill>
-                </w14:textFill>
-              </w:rPr>
-            </w:pPr>
-          </w:p>
-        </w:tc>
-        <w:tc>
-          <w:tcPr>
-            <w:tcW w:w="4485" w:type="dxa"/>
-          </w:tcPr>
-          <w:p>
-            <w:pPr>
-              <w:pStyle w:val="79"/>
-              <w:numPr>
-                <w:ilvl w:val="0"/>
-                <w:numId w:val="5"/>
-              </w:numPr>
-              <w:tabs>
-                <w:tab w:val="left" w:pos="720"/>
-              </w:tabs>
-              <w:spacing w:after="0" w:line="240" w:lineRule="auto"/>
-              <w:jc w:val="left"/>
-              <w:rPr>
-                <w:lang w:val="pt-BR"/>
-              </w:rPr>
-            </w:pPr>
-            <w:r>
-              <w:rPr>
-                <w:b/>
-                <w:bCs/>
-              </w:rPr>
-              <w:t>Exceções:</w:t>
-            </w:r>
-            <w:r>
-              <w:t xml:space="preserve"> </w:t>
-            </w:r>
-            <w:r>
-              <w:rPr>
-                <w:lang w:val="pt-BR"/>
-              </w:rPr>
-              <w:t>Se algum campo obrigatório (veículo, motorista, posto de abastecimento, etc.) estiver em branco, o sistema exibe uma mensagem de erro solicitando o preenchimento.</w:t>
-            </w:r>
-          </w:p>
-          <w:p>
-            <w:pPr>
-              <w:pStyle w:val="79"/>
-              <w:numPr>
-                <w:ilvl w:val="0"/>
-                <w:numId w:val="5"/>
-              </w:numPr>
-              <w:spacing w:before="0" w:beforeAutospacing="0" w:after="0" w:afterAutospacing="0" w:line="240" w:lineRule="auto"/>
-              <w:rPr>
-                <w:lang w:val="pt-BR"/>
-              </w:rPr>
-            </w:pPr>
-            <w:r>
-              <w:rPr>
-                <w:lang w:val="pt-BR"/>
-              </w:rPr>
-              <w:t>Se o valor por litro ou a quantidade de litros não estiver em um formato válido (e.g., texto em vez de número), o sistema exibe uma mensagem de erro e não prossegue.</w:t>
-            </w:r>
-          </w:p>
-          <w:p>
-            <w:pPr>
-              <w:pStyle w:val="79"/>
-              <w:tabs>
-                <w:tab w:val="left" w:pos="720"/>
-              </w:tabs>
-              <w:spacing w:after="0" w:line="240" w:lineRule="auto"/>
-              <w:ind w:left="720"/>
-              <w:jc w:val="left"/>
-            </w:pPr>
-          </w:p>
-          <w:p>
-            <w:pPr>
-              <w:pStyle w:val="79"/>
-              <w:tabs>
-                <w:tab w:val="left" w:pos="720"/>
-              </w:tabs>
-              <w:spacing w:after="0" w:line="240" w:lineRule="auto"/>
-              <w:ind w:left="720"/>
-              <w:jc w:val="left"/>
-              <w:rPr>
-                <w:lang w:val="pt-BR"/>
-              </w:rPr>
-            </w:pPr>
-          </w:p>
-          <w:p>
-            <w:pPr>
-              <w:tabs>
-                <w:tab w:val="left" w:pos="720"/>
-              </w:tabs>
-              <w:spacing w:after="0" w:line="240" w:lineRule="auto"/>
-              <w:ind w:left="720"/>
-              <w:jc w:val="left"/>
-              <w:rPr>
-                <w:lang w:val="pt-BR"/>
-              </w:rPr>
-            </w:pPr>
-          </w:p>
-        </w:tc>
-      </w:tr>
-      <w:tr>
-        <w:tblPrEx>
-          <w:tblBorders>
-            <w:top w:val="single" w:color="auto" w:sz="4" w:space="0"/>
-            <w:left w:val="single" w:color="auto" w:sz="4" w:space="0"/>
-            <w:bottom w:val="single" w:color="auto" w:sz="4" w:space="0"/>
-            <w:right w:val="single" w:color="auto" w:sz="4" w:space="0"/>
-            <w:insideH w:val="single" w:color="auto" w:sz="4" w:space="0"/>
-            <w:insideV w:val="single" w:color="auto" w:sz="4" w:space="0"/>
-          </w:tblBorders>
-          <w:tblCellMar>
-            <w:top w:w="0" w:type="dxa"/>
-            <w:left w:w="108" w:type="dxa"/>
-            <w:bottom w:w="0" w:type="dxa"/>
-            <w:right w:w="108" w:type="dxa"/>
-          </w:tblCellMar>
-        </w:tblPrEx>
-        <w:trPr>
-          <w:trHeight w:val="300" w:hRule="atLeast"/>
-        </w:trPr>
-        <w:tc>
-          <w:tcPr>
-            <w:tcW w:w="4489" w:type="dxa"/>
-          </w:tcPr>
-          <w:p>
-            <w:pPr>
-              <w:spacing w:after="0" w:line="240" w:lineRule="auto"/>
-              <w:jc w:val="both"/>
-              <w:rPr>
-                <w:b/>
-                <w:bCs/>
-              </w:rPr>
-            </w:pPr>
-            <w:r>
-              <w:rPr>
-                <w:b/>
-                <w:bCs/>
-              </w:rPr>
-              <w:t>Ação do ator</w:t>
-            </w:r>
-          </w:p>
-        </w:tc>
-        <w:tc>
-          <w:tcPr>
-            <w:tcW w:w="4485" w:type="dxa"/>
-          </w:tcPr>
-          <w:p>
-            <w:pPr>
-              <w:spacing w:after="0" w:line="240" w:lineRule="auto"/>
-              <w:rPr>
-                <w:b/>
-                <w:bCs/>
-              </w:rPr>
-            </w:pPr>
-            <w:r>
-              <w:rPr>
-                <w:b/>
-                <w:bCs/>
-              </w:rPr>
-              <w:t>Resposta do sistema</w:t>
-            </w:r>
-          </w:p>
-        </w:tc>
-      </w:tr>
-      <w:tr>
-        <w:tblPrEx>
-          <w:tblBorders>
-            <w:top w:val="single" w:color="auto" w:sz="4" w:space="0"/>
-            <w:left w:val="single" w:color="auto" w:sz="4" w:space="0"/>
-            <w:bottom w:val="single" w:color="auto" w:sz="4" w:space="0"/>
-            <w:right w:val="single" w:color="auto" w:sz="4" w:space="0"/>
-            <w:insideH w:val="single" w:color="auto" w:sz="4" w:space="0"/>
-            <w:insideV w:val="single" w:color="auto" w:sz="4" w:space="0"/>
-          </w:tblBorders>
-          <w:tblCellMar>
-            <w:top w:w="0" w:type="dxa"/>
-            <w:left w:w="108" w:type="dxa"/>
-            <w:bottom w:w="0" w:type="dxa"/>
-            <w:right w:w="108" w:type="dxa"/>
-          </w:tblCellMar>
-        </w:tblPrEx>
-        <w:trPr>
-          <w:trHeight w:val="300" w:hRule="atLeast"/>
-        </w:trPr>
-        <w:tc>
-          <w:tcPr>
-            <w:tcW w:w="4489" w:type="dxa"/>
-          </w:tcPr>
+              <w:t>O usuário acessa a interface de registro de abastecimento.</w:t>
+            </w:r>
+          </w:p>
           <w:p>
             <w:pPr>
               <w:pStyle w:val="79"/>
@@ -14618,7 +14925,7 @@
               <w:rPr>
                 <w:lang w:val="pt-BR"/>
               </w:rPr>
-              <w:t>O usuário acessa a interface de registro de abastecimento.</w:t>
+              <w:t>O usuário insere os dados obrigatórios: veículo, motorista, posto de abastecimento, quantidade de litros, valor por litro, quilometragem atual, data e número da nota fiscal.</w:t>
             </w:r>
           </w:p>
           <w:p>
@@ -14637,25 +14944,6 @@
               <w:rPr>
                 <w:lang w:val="pt-BR"/>
               </w:rPr>
-              <w:t>O usuário insere os dados obrigatórios: veículo, motorista, posto de abastecimento, quantidade de litros, valor por litro, quilometragem atual, data e número da nota fiscal.</w:t>
-            </w:r>
-          </w:p>
-          <w:p>
-            <w:pPr>
-              <w:pStyle w:val="79"/>
-              <w:numPr>
-                <w:ilvl w:val="0"/>
-                <w:numId w:val="14"/>
-              </w:numPr>
-              <w:spacing w:before="0" w:beforeAutospacing="0" w:after="0" w:afterAutospacing="0" w:line="240" w:lineRule="auto"/>
-              <w:rPr>
-                <w:lang w:val="pt-BR"/>
-              </w:rPr>
-            </w:pPr>
-            <w:r>
-              <w:rPr>
-                <w:lang w:val="pt-BR"/>
-              </w:rPr>
               <w:t>O usuário confirma o registro do abastecimento.</w:t>
             </w:r>
           </w:p>
@@ -14700,39 +14988,8 @@
           <w:p>
             <w:pPr>
               <w:pStyle w:val="79"/>
-              <w:spacing w:before="0" w:beforeAutospacing="0" w:after="0" w:afterAutospacing="0" w:line="240" w:lineRule="auto"/>
-              <w:ind w:left="720"/>
-              <w:rPr>
-                <w:lang w:val="pt-BR"/>
-              </w:rPr>
-            </w:pPr>
-          </w:p>
-          <w:p>
-            <w:pPr>
-              <w:pStyle w:val="79"/>
-              <w:spacing w:before="0" w:beforeAutospacing="0" w:after="0" w:afterAutospacing="0" w:line="240" w:lineRule="auto"/>
-              <w:ind w:left="720"/>
-              <w:rPr>
-                <w:lang w:val="pt-BR"/>
-              </w:rPr>
-            </w:pPr>
-          </w:p>
-          <w:p>
-            <w:pPr>
-              <w:pStyle w:val="79"/>
-              <w:spacing w:before="0" w:beforeAutospacing="0" w:after="0" w:afterAutospacing="0" w:line="240" w:lineRule="auto"/>
-              <w:ind w:left="720"/>
-              <w:jc w:val="left"/>
-              <w:rPr>
-                <w:lang w:val="pt-BR"/>
-              </w:rPr>
-            </w:pPr>
-          </w:p>
-          <w:p>
-            <w:pPr>
-              <w:pStyle w:val="79"/>
               <w:spacing w:after="0" w:line="240" w:lineRule="auto"/>
-              <w:ind w:left="720"/>
+              <w:ind w:left="0" w:leftChars="0" w:firstLine="0" w:firstLineChars="0"/>
               <w:jc w:val="both"/>
               <w:rPr>
                 <w:lang w:val="pt-BR"/>
@@ -14924,7 +15181,7 @@
                     </pic:cNvPicPr>
                   </pic:nvPicPr>
                   <pic:blipFill>
-                    <a:blip r:embed="rId18">
+                    <a:blip r:embed="rId16">
                       <a:extLst>
                         <a:ext uri="{28A0092B-C50C-407E-A947-70E740481C1C}">
                           <a14:useLocalDpi xmlns:a14="http://schemas.microsoft.com/office/drawing/2010/main" val="0"/>
@@ -15181,7 +15438,7 @@
                     </pic:cNvPicPr>
                   </pic:nvPicPr>
                   <pic:blipFill>
-                    <a:blip r:embed="rId19">
+                    <a:blip r:embed="rId17">
                       <a:extLst>
                         <a:ext uri="{28A0092B-C50C-407E-A947-70E740481C1C}">
                           <a14:useLocalDpi xmlns:a14="http://schemas.microsoft.com/office/drawing/2010/main" val="0"/>
@@ -15289,7 +15546,7 @@
                     </pic:cNvPicPr>
                   </pic:nvPicPr>
                   <pic:blipFill>
-                    <a:blip r:embed="rId20">
+                    <a:blip r:embed="rId18">
                       <a:extLst>
                         <a:ext uri="{28A0092B-C50C-407E-A947-70E740481C1C}">
                           <a14:useLocalDpi xmlns:a14="http://schemas.microsoft.com/office/drawing/2010/main" val="0"/>
@@ -15403,7 +15660,7 @@
                     </pic:cNvPicPr>
                   </pic:nvPicPr>
                   <pic:blipFill>
-                    <a:blip r:embed="rId21">
+                    <a:blip r:embed="rId19">
                       <a:extLst>
                         <a:ext uri="{28A0092B-C50C-407E-A947-70E740481C1C}">
                           <a14:useLocalDpi xmlns:a14="http://schemas.microsoft.com/office/drawing/2010/main" val="0"/>
@@ -15502,7 +15759,7 @@
                     </pic:cNvPicPr>
                   </pic:nvPicPr>
                   <pic:blipFill>
-                    <a:blip r:embed="rId22">
+                    <a:blip r:embed="rId20">
                       <a:extLst>
                         <a:ext uri="{28A0092B-C50C-407E-A947-70E740481C1C}">
                           <a14:useLocalDpi xmlns:a14="http://schemas.microsoft.com/office/drawing/2010/main" val="0"/>
@@ -17617,7 +17874,7 @@
 <w:hdr xmlns:wpc="http://schemas.microsoft.com/office/word/2010/wordprocessingCanvas" xmlns:mc="http://schemas.openxmlformats.org/markup-compatibility/2006" xmlns:o="urn:schemas-microsoft-com:office:office" xmlns:r="http://schemas.openxmlformats.org/officeDocument/2006/relationships" xmlns:m="http://schemas.openxmlformats.org/officeDocument/2006/math" xmlns:v="urn:schemas-microsoft-com:vml" xmlns:wp14="http://schemas.microsoft.com/office/word/2010/wordprocessingDrawing" xmlns:wp="http://schemas.openxmlformats.org/drawingml/2006/wordprocessingDrawing" xmlns:w10="urn:schemas-microsoft-com:office:word" xmlns:w="http://schemas.openxmlformats.org/wordprocessingml/2006/main" xmlns:w14="http://schemas.microsoft.com/office/word/2010/wordml" xmlns:w15="http://schemas.microsoft.com/office/word/2012/wordml" xmlns:wpg="http://schemas.microsoft.com/office/word/2010/wordprocessingGroup" xmlns:wpi="http://schemas.microsoft.com/office/word/2010/wordprocessingInk" xmlns:wne="http://schemas.microsoft.com/office/word/2006/wordml" xmlns:wps="http://schemas.microsoft.com/office/word/2010/wordprocessingShape" xmlns:wpsCustomData="http://www.wps.cn/officeDocument/2013/wpsCustomData" mc:Ignorable="w14 w15 wp14">
   <w:p>
     <w:pPr>
-      <w:pStyle w:val="25"/>
+      <w:pStyle w:val="15"/>
       <w:ind w:right="360"/>
     </w:pPr>
     <w:r>
@@ -17754,32 +18011,32 @@
     </w:r>
     <w:r>
       <w:rPr>
-        <w:rStyle w:val="14"/>
+        <w:rStyle w:val="18"/>
       </w:rPr>
       <w:fldChar w:fldCharType="begin"/>
     </w:r>
     <w:r>
       <w:rPr>
-        <w:rStyle w:val="14"/>
+        <w:rStyle w:val="18"/>
       </w:rPr>
       <w:instrText xml:space="preserve"> PAGE </w:instrText>
     </w:r>
     <w:r>
       <w:rPr>
-        <w:rStyle w:val="14"/>
+        <w:rStyle w:val="18"/>
       </w:rPr>
       <w:fldChar w:fldCharType="separate"/>
     </w:r>
     <w:r>
       <w:rPr>
-        <w:rStyle w:val="14"/>
+        <w:rStyle w:val="18"/>
         <w:lang w:val="pt-BR" w:eastAsia="ja-JP"/>
       </w:rPr>
       <w:t>3</w:t>
     </w:r>
     <w:r>
       <w:rPr>
-        <w:rStyle w:val="14"/>
+        <w:rStyle w:val="18"/>
       </w:rPr>
       <w:fldChar w:fldCharType="end"/>
     </w:r>
@@ -17791,7 +18048,7 @@
 <w:hdr xmlns:wpc="http://schemas.microsoft.com/office/word/2010/wordprocessingCanvas" xmlns:mc="http://schemas.openxmlformats.org/markup-compatibility/2006" xmlns:o="urn:schemas-microsoft-com:office:office" xmlns:r="http://schemas.openxmlformats.org/officeDocument/2006/relationships" xmlns:m="http://schemas.openxmlformats.org/officeDocument/2006/math" xmlns:v="urn:schemas-microsoft-com:vml" xmlns:wp14="http://schemas.microsoft.com/office/word/2010/wordprocessingDrawing" xmlns:wp="http://schemas.openxmlformats.org/drawingml/2006/wordprocessingDrawing" xmlns:w10="urn:schemas-microsoft-com:office:word" xmlns:w="http://schemas.openxmlformats.org/wordprocessingml/2006/main" xmlns:w14="http://schemas.microsoft.com/office/word/2010/wordml" xmlns:w15="http://schemas.microsoft.com/office/word/2012/wordml" xmlns:wpg="http://schemas.microsoft.com/office/word/2010/wordprocessingGroup" xmlns:wpi="http://schemas.microsoft.com/office/word/2010/wordprocessingInk" xmlns:wne="http://schemas.microsoft.com/office/word/2006/wordml" xmlns:wps="http://schemas.microsoft.com/office/word/2010/wordprocessingShape" xmlns:wpsCustomData="http://www.wps.cn/officeDocument/2013/wpsCustomData" mc:Ignorable="w14 w15 wp14">
   <w:p>
     <w:pPr>
-      <w:pStyle w:val="25"/>
+      <w:pStyle w:val="15"/>
     </w:pPr>
   </w:p>
 </w:hdr>
@@ -17801,7 +18058,7 @@
 <w:hdr xmlns:wpc="http://schemas.microsoft.com/office/word/2010/wordprocessingCanvas" xmlns:mc="http://schemas.openxmlformats.org/markup-compatibility/2006" xmlns:o="urn:schemas-microsoft-com:office:office" xmlns:r="http://schemas.openxmlformats.org/officeDocument/2006/relationships" xmlns:m="http://schemas.openxmlformats.org/officeDocument/2006/math" xmlns:v="urn:schemas-microsoft-com:vml" xmlns:wp14="http://schemas.microsoft.com/office/word/2010/wordprocessingDrawing" xmlns:wp="http://schemas.openxmlformats.org/drawingml/2006/wordprocessingDrawing" xmlns:w10="urn:schemas-microsoft-com:office:word" xmlns:w="http://schemas.openxmlformats.org/wordprocessingml/2006/main" xmlns:w14="http://schemas.microsoft.com/office/word/2010/wordml" xmlns:w15="http://schemas.microsoft.com/office/word/2012/wordml" xmlns:wpg="http://schemas.microsoft.com/office/word/2010/wordprocessingGroup" xmlns:wpi="http://schemas.microsoft.com/office/word/2010/wordprocessingInk" xmlns:wne="http://schemas.microsoft.com/office/word/2006/wordml" xmlns:wps="http://schemas.microsoft.com/office/word/2010/wordprocessingShape" xmlns:wpsCustomData="http://www.wps.cn/officeDocument/2013/wpsCustomData" mc:Ignorable="w14 w15 wp14">
   <w:p>
     <w:pPr>
-      <w:pStyle w:val="25"/>
+      <w:pStyle w:val="15"/>
     </w:pPr>
   </w:p>
 </w:hdr>
@@ -17876,39 +18133,39 @@
     </w:r>
     <w:r>
       <w:rPr>
-        <w:rStyle w:val="14"/>
+        <w:rStyle w:val="18"/>
       </w:rPr>
       <w:fldChar w:fldCharType="begin"/>
     </w:r>
     <w:r>
       <w:rPr>
-        <w:rStyle w:val="14"/>
+        <w:rStyle w:val="18"/>
       </w:rPr>
       <w:instrText xml:space="preserve"> PAGE </w:instrText>
     </w:r>
     <w:r>
       <w:rPr>
-        <w:rStyle w:val="14"/>
+        <w:rStyle w:val="18"/>
       </w:rPr>
       <w:fldChar w:fldCharType="separate"/>
     </w:r>
     <w:r>
       <w:rPr>
-        <w:rStyle w:val="14"/>
+        <w:rStyle w:val="18"/>
         <w:lang w:val="pt-BR" w:eastAsia="ja-JP"/>
       </w:rPr>
       <w:t>14</w:t>
     </w:r>
     <w:r>
       <w:rPr>
-        <w:rStyle w:val="14"/>
+        <w:rStyle w:val="18"/>
       </w:rPr>
       <w:fldChar w:fldCharType="end"/>
     </w:r>
   </w:p>
   <w:p>
     <w:pPr>
-      <w:pStyle w:val="25"/>
+      <w:pStyle w:val="15"/>
     </w:pPr>
   </w:p>
 </w:hdr>
@@ -19455,7 +19712,105 @@
     <w:lsdException w:unhideWhenUsed="0" w:uiPriority="0" w:semiHidden="0" w:name="Balloon Text"/>
     <w:lsdException w:unhideWhenUsed="0" w:uiPriority="39" w:semiHidden="0" w:name="Table Grid"/>
     <w:lsdException w:unhideWhenUsed="0" w:uiPriority="0" w:semiHidden="0" w:name="Table Theme"/>
+    <w:lsdException w:unhideWhenUsed="0" w:uiPriority="60" w:semiHidden="0" w:name="Light Shading"/>
+    <w:lsdException w:unhideWhenUsed="0" w:uiPriority="61" w:semiHidden="0" w:name="Light List"/>
+    <w:lsdException w:unhideWhenUsed="0" w:uiPriority="62" w:semiHidden="0" w:name="Light Grid"/>
+    <w:lsdException w:unhideWhenUsed="0" w:uiPriority="63" w:semiHidden="0" w:name="Medium Shading 1"/>
+    <w:lsdException w:unhideWhenUsed="0" w:uiPriority="64" w:semiHidden="0" w:name="Medium Shading 2"/>
+    <w:lsdException w:unhideWhenUsed="0" w:uiPriority="65" w:semiHidden="0" w:name="Medium List 1"/>
+    <w:lsdException w:unhideWhenUsed="0" w:uiPriority="66" w:semiHidden="0" w:name="Medium List 2"/>
+    <w:lsdException w:unhideWhenUsed="0" w:uiPriority="67" w:semiHidden="0" w:name="Medium Grid 1"/>
+    <w:lsdException w:unhideWhenUsed="0" w:uiPriority="68" w:semiHidden="0" w:name="Medium Grid 2"/>
+    <w:lsdException w:unhideWhenUsed="0" w:uiPriority="69" w:semiHidden="0" w:name="Medium Grid 3"/>
+    <w:lsdException w:unhideWhenUsed="0" w:uiPriority="70" w:semiHidden="0" w:name="Dark List"/>
+    <w:lsdException w:unhideWhenUsed="0" w:uiPriority="71" w:semiHidden="0" w:name="Colorful Shading"/>
+    <w:lsdException w:unhideWhenUsed="0" w:uiPriority="72" w:semiHidden="0" w:name="Colorful List"/>
+    <w:lsdException w:unhideWhenUsed="0" w:uiPriority="73" w:semiHidden="0" w:name="Colorful Grid"/>
+    <w:lsdException w:unhideWhenUsed="0" w:uiPriority="60" w:semiHidden="0" w:name="Light Shading Accent 1"/>
+    <w:lsdException w:unhideWhenUsed="0" w:uiPriority="61" w:semiHidden="0" w:name="Light List Accent 1"/>
+    <w:lsdException w:unhideWhenUsed="0" w:uiPriority="62" w:semiHidden="0" w:name="Light Grid Accent 1"/>
+    <w:lsdException w:unhideWhenUsed="0" w:uiPriority="63" w:semiHidden="0" w:name="Medium Shading 1 Accent 1"/>
+    <w:lsdException w:unhideWhenUsed="0" w:uiPriority="64" w:semiHidden="0" w:name="Medium Shading 2 Accent 1"/>
+    <w:lsdException w:unhideWhenUsed="0" w:uiPriority="65" w:semiHidden="0" w:name="Medium List 1 Accent 1"/>
     <w:lsdException w:qFormat="1" w:unhideWhenUsed="0" w:uiPriority="34" w:semiHidden="0" w:name="List Paragraph"/>
+    <w:lsdException w:unhideWhenUsed="0" w:uiPriority="66" w:semiHidden="0" w:name="Medium List 2 Accent 1"/>
+    <w:lsdException w:unhideWhenUsed="0" w:uiPriority="67" w:semiHidden="0" w:name="Medium Grid 1 Accent 1"/>
+    <w:lsdException w:unhideWhenUsed="0" w:uiPriority="68" w:semiHidden="0" w:name="Medium Grid 2 Accent 1"/>
+    <w:lsdException w:unhideWhenUsed="0" w:uiPriority="69" w:semiHidden="0" w:name="Medium Grid 3 Accent 1"/>
+    <w:lsdException w:unhideWhenUsed="0" w:uiPriority="70" w:semiHidden="0" w:name="Dark List Accent 1"/>
+    <w:lsdException w:unhideWhenUsed="0" w:uiPriority="71" w:semiHidden="0" w:name="Colorful Shading Accent 1"/>
+    <w:lsdException w:unhideWhenUsed="0" w:uiPriority="72" w:semiHidden="0" w:name="Colorful List Accent 1"/>
+    <w:lsdException w:unhideWhenUsed="0" w:uiPriority="73" w:semiHidden="0" w:name="Colorful Grid Accent 1"/>
+    <w:lsdException w:unhideWhenUsed="0" w:uiPriority="60" w:semiHidden="0" w:name="Light Shading Accent 2"/>
+    <w:lsdException w:unhideWhenUsed="0" w:uiPriority="61" w:semiHidden="0" w:name="Light List Accent 2"/>
+    <w:lsdException w:unhideWhenUsed="0" w:uiPriority="62" w:semiHidden="0" w:name="Light Grid Accent 2"/>
+    <w:lsdException w:unhideWhenUsed="0" w:uiPriority="63" w:semiHidden="0" w:name="Medium Shading 1 Accent 2"/>
+    <w:lsdException w:unhideWhenUsed="0" w:uiPriority="64" w:semiHidden="0" w:name="Medium Shading 2 Accent 2"/>
+    <w:lsdException w:unhideWhenUsed="0" w:uiPriority="65" w:semiHidden="0" w:name="Medium List 1 Accent 2"/>
+    <w:lsdException w:unhideWhenUsed="0" w:uiPriority="66" w:semiHidden="0" w:name="Medium List 2 Accent 2"/>
+    <w:lsdException w:unhideWhenUsed="0" w:uiPriority="67" w:semiHidden="0" w:name="Medium Grid 1 Accent 2"/>
+    <w:lsdException w:unhideWhenUsed="0" w:uiPriority="68" w:semiHidden="0" w:name="Medium Grid 2 Accent 2"/>
+    <w:lsdException w:unhideWhenUsed="0" w:uiPriority="69" w:semiHidden="0" w:name="Medium Grid 3 Accent 2"/>
+    <w:lsdException w:unhideWhenUsed="0" w:uiPriority="70" w:semiHidden="0" w:name="Dark List Accent 2"/>
+    <w:lsdException w:unhideWhenUsed="0" w:uiPriority="71" w:semiHidden="0" w:name="Colorful Shading Accent 2"/>
+    <w:lsdException w:unhideWhenUsed="0" w:uiPriority="72" w:semiHidden="0" w:name="Colorful List Accent 2"/>
+    <w:lsdException w:unhideWhenUsed="0" w:uiPriority="73" w:semiHidden="0" w:name="Colorful Grid Accent 2"/>
+    <w:lsdException w:unhideWhenUsed="0" w:uiPriority="60" w:semiHidden="0" w:name="Light Shading Accent 3"/>
+    <w:lsdException w:unhideWhenUsed="0" w:uiPriority="61" w:semiHidden="0" w:name="Light List Accent 3"/>
+    <w:lsdException w:unhideWhenUsed="0" w:uiPriority="62" w:semiHidden="0" w:name="Light Grid Accent 3"/>
+    <w:lsdException w:unhideWhenUsed="0" w:uiPriority="63" w:semiHidden="0" w:name="Medium Shading 1 Accent 3"/>
+    <w:lsdException w:unhideWhenUsed="0" w:uiPriority="64" w:semiHidden="0" w:name="Medium Shading 2 Accent 3"/>
+    <w:lsdException w:unhideWhenUsed="0" w:uiPriority="65" w:semiHidden="0" w:name="Medium List 1 Accent 3"/>
+    <w:lsdException w:unhideWhenUsed="0" w:uiPriority="66" w:semiHidden="0" w:name="Medium List 2 Accent 3"/>
+    <w:lsdException w:unhideWhenUsed="0" w:uiPriority="67" w:semiHidden="0" w:name="Medium Grid 1 Accent 3"/>
+    <w:lsdException w:unhideWhenUsed="0" w:uiPriority="68" w:semiHidden="0" w:name="Medium Grid 2 Accent 3"/>
+    <w:lsdException w:unhideWhenUsed="0" w:uiPriority="69" w:semiHidden="0" w:name="Medium Grid 3 Accent 3"/>
+    <w:lsdException w:unhideWhenUsed="0" w:uiPriority="70" w:semiHidden="0" w:name="Dark List Accent 3"/>
+    <w:lsdException w:unhideWhenUsed="0" w:uiPriority="71" w:semiHidden="0" w:name="Colorful Shading Accent 3"/>
+    <w:lsdException w:unhideWhenUsed="0" w:uiPriority="72" w:semiHidden="0" w:name="Colorful List Accent 3"/>
+    <w:lsdException w:unhideWhenUsed="0" w:uiPriority="73" w:semiHidden="0" w:name="Colorful Grid Accent 3"/>
+    <w:lsdException w:unhideWhenUsed="0" w:uiPriority="60" w:semiHidden="0" w:name="Light Shading Accent 4"/>
+    <w:lsdException w:unhideWhenUsed="0" w:uiPriority="61" w:semiHidden="0" w:name="Light List Accent 4"/>
+    <w:lsdException w:unhideWhenUsed="0" w:uiPriority="62" w:semiHidden="0" w:name="Light Grid Accent 4"/>
+    <w:lsdException w:unhideWhenUsed="0" w:uiPriority="63" w:semiHidden="0" w:name="Medium Shading 1 Accent 4"/>
+    <w:lsdException w:unhideWhenUsed="0" w:uiPriority="64" w:semiHidden="0" w:name="Medium Shading 2 Accent 4"/>
+    <w:lsdException w:unhideWhenUsed="0" w:uiPriority="65" w:semiHidden="0" w:name="Medium List 1 Accent 4"/>
+    <w:lsdException w:unhideWhenUsed="0" w:uiPriority="66" w:semiHidden="0" w:name="Medium List 2 Accent 4"/>
+    <w:lsdException w:unhideWhenUsed="0" w:uiPriority="67" w:semiHidden="0" w:name="Medium Grid 1 Accent 4"/>
+    <w:lsdException w:unhideWhenUsed="0" w:uiPriority="68" w:semiHidden="0" w:name="Medium Grid 2 Accent 4"/>
+    <w:lsdException w:unhideWhenUsed="0" w:uiPriority="69" w:semiHidden="0" w:name="Medium Grid 3 Accent 4"/>
+    <w:lsdException w:unhideWhenUsed="0" w:uiPriority="70" w:semiHidden="0" w:name="Dark List Accent 4"/>
+    <w:lsdException w:unhideWhenUsed="0" w:uiPriority="71" w:semiHidden="0" w:name="Colorful Shading Accent 4"/>
+    <w:lsdException w:unhideWhenUsed="0" w:uiPriority="72" w:semiHidden="0" w:name="Colorful List Accent 4"/>
+    <w:lsdException w:unhideWhenUsed="0" w:uiPriority="73" w:semiHidden="0" w:name="Colorful Grid Accent 4"/>
+    <w:lsdException w:unhideWhenUsed="0" w:uiPriority="60" w:semiHidden="0" w:name="Light Shading Accent 5"/>
+    <w:lsdException w:unhideWhenUsed="0" w:uiPriority="61" w:semiHidden="0" w:name="Light List Accent 5"/>
+    <w:lsdException w:unhideWhenUsed="0" w:uiPriority="62" w:semiHidden="0" w:name="Light Grid Accent 5"/>
+    <w:lsdException w:unhideWhenUsed="0" w:uiPriority="63" w:semiHidden="0" w:name="Medium Shading 1 Accent 5"/>
+    <w:lsdException w:unhideWhenUsed="0" w:uiPriority="64" w:semiHidden="0" w:name="Medium Shading 2 Accent 5"/>
+    <w:lsdException w:unhideWhenUsed="0" w:uiPriority="65" w:semiHidden="0" w:name="Medium List 1 Accent 5"/>
+    <w:lsdException w:unhideWhenUsed="0" w:uiPriority="66" w:semiHidden="0" w:name="Medium List 2 Accent 5"/>
+    <w:lsdException w:unhideWhenUsed="0" w:uiPriority="67" w:semiHidden="0" w:name="Medium Grid 1 Accent 5"/>
+    <w:lsdException w:unhideWhenUsed="0" w:uiPriority="68" w:semiHidden="0" w:name="Medium Grid 2 Accent 5"/>
+    <w:lsdException w:unhideWhenUsed="0" w:uiPriority="69" w:semiHidden="0" w:name="Medium Grid 3 Accent 5"/>
+    <w:lsdException w:unhideWhenUsed="0" w:uiPriority="70" w:semiHidden="0" w:name="Dark List Accent 5"/>
+    <w:lsdException w:unhideWhenUsed="0" w:uiPriority="71" w:semiHidden="0" w:name="Colorful Shading Accent 5"/>
+    <w:lsdException w:unhideWhenUsed="0" w:uiPriority="72" w:semiHidden="0" w:name="Colorful List Accent 5"/>
+    <w:lsdException w:unhideWhenUsed="0" w:uiPriority="73" w:semiHidden="0" w:name="Colorful Grid Accent 5"/>
+    <w:lsdException w:unhideWhenUsed="0" w:uiPriority="60" w:semiHidden="0" w:name="Light Shading Accent 6"/>
+    <w:lsdException w:unhideWhenUsed="0" w:uiPriority="61" w:semiHidden="0" w:name="Light List Accent 6"/>
+    <w:lsdException w:unhideWhenUsed="0" w:uiPriority="62" w:semiHidden="0" w:name="Light Grid Accent 6"/>
+    <w:lsdException w:unhideWhenUsed="0" w:uiPriority="63" w:semiHidden="0" w:name="Medium Shading 1 Accent 6"/>
+    <w:lsdException w:unhideWhenUsed="0" w:uiPriority="64" w:semiHidden="0" w:name="Medium Shading 2 Accent 6"/>
+    <w:lsdException w:unhideWhenUsed="0" w:uiPriority="65" w:semiHidden="0" w:name="Medium List 1 Accent 6"/>
+    <w:lsdException w:unhideWhenUsed="0" w:uiPriority="66" w:semiHidden="0" w:name="Medium List 2 Accent 6"/>
+    <w:lsdException w:unhideWhenUsed="0" w:uiPriority="67" w:semiHidden="0" w:name="Medium Grid 1 Accent 6"/>
+    <w:lsdException w:unhideWhenUsed="0" w:uiPriority="68" w:semiHidden="0" w:name="Medium Grid 2 Accent 6"/>
+    <w:lsdException w:unhideWhenUsed="0" w:uiPriority="69" w:semiHidden="0" w:name="Medium Grid 3 Accent 6"/>
+    <w:lsdException w:unhideWhenUsed="0" w:uiPriority="70" w:semiHidden="0" w:name="Dark List Accent 6"/>
+    <w:lsdException w:unhideWhenUsed="0" w:uiPriority="71" w:semiHidden="0" w:name="Colorful Shading Accent 6"/>
+    <w:lsdException w:unhideWhenUsed="0" w:uiPriority="72" w:semiHidden="0" w:name="Colorful List Accent 6"/>
+    <w:lsdException w:unhideWhenUsed="0" w:uiPriority="73" w:semiHidden="0" w:name="Colorful Grid Accent 6"/>
   </w:latentStyles>
   <w:style w:type="paragraph" w:default="1" w:styleId="1">
     <w:name w:val="Normal"/>
@@ -19682,43 +20037,7 @@
       </w:tblCellMar>
     </w:tblPr>
   </w:style>
-  <w:style w:type="character" w:styleId="13">
-    <w:name w:val="Hyperlink"/>
-    <w:qFormat/>
-    <w:uiPriority w:val="99"/>
-    <w:rPr>
-      <w:color w:val="0000FF"/>
-      <w:u w:val="single"/>
-    </w:rPr>
-  </w:style>
-  <w:style w:type="character" w:styleId="14">
-    <w:name w:val="page number"/>
-    <w:basedOn w:val="15"/>
-    <w:uiPriority w:val="0"/>
-  </w:style>
-  <w:style w:type="character" w:customStyle="1" w:styleId="15">
-    <w:name w:val="Fonte parág. padrão1"/>
-    <w:qFormat/>
-    <w:uiPriority w:val="0"/>
-  </w:style>
-  <w:style w:type="paragraph" w:styleId="16">
-    <w:name w:val="toc 2"/>
-    <w:basedOn w:val="1"/>
-    <w:next w:val="1"/>
-    <w:uiPriority w:val="39"/>
-    <w:pPr>
-      <w:ind w:left="240"/>
-    </w:pPr>
-  </w:style>
-  <w:style w:type="paragraph" w:styleId="17">
-    <w:name w:val="List"/>
-    <w:basedOn w:val="18"/>
-    <w:uiPriority w:val="0"/>
-    <w:rPr>
-      <w:rFonts w:cs="Tahoma"/>
-    </w:rPr>
-  </w:style>
-  <w:style w:type="paragraph" w:styleId="18">
+  <w:style w:type="paragraph" w:styleId="13">
     <w:name w:val="Body Text"/>
     <w:basedOn w:val="1"/>
     <w:uiPriority w:val="0"/>
@@ -19726,73 +20045,19 @@
       <w:spacing w:after="120"/>
     </w:pPr>
   </w:style>
-  <w:style w:type="paragraph" w:styleId="19">
-    <w:name w:val="toc 9"/>
-    <w:basedOn w:val="20"/>
-    <w:uiPriority w:val="0"/>
-    <w:pPr>
-      <w:tabs>
-        <w:tab w:val="right" w:leader="dot" w:pos="9637"/>
-      </w:tabs>
-      <w:ind w:left="2264"/>
-    </w:pPr>
-  </w:style>
-  <w:style w:type="paragraph" w:customStyle="1" w:styleId="20">
-    <w:name w:val="Índice"/>
+  <w:style w:type="paragraph" w:styleId="14">
+    <w:name w:val="footer"/>
     <w:basedOn w:val="1"/>
     <w:uiPriority w:val="0"/>
     <w:pPr>
       <w:suppressLineNumbers/>
-    </w:pPr>
-    <w:rPr>
-      <w:rFonts w:cs="Tahoma"/>
-    </w:rPr>
-  </w:style>
-  <w:style w:type="paragraph" w:styleId="21">
-    <w:name w:val="toc 6"/>
-    <w:basedOn w:val="20"/>
-    <w:uiPriority w:val="0"/>
-    <w:pPr>
       <w:tabs>
-        <w:tab w:val="right" w:leader="dot" w:pos="9637"/>
+        <w:tab w:val="center" w:pos="4818"/>
+        <w:tab w:val="right" w:pos="9637"/>
       </w:tabs>
-      <w:ind w:left="1415"/>
     </w:pPr>
   </w:style>
-  <w:style w:type="paragraph" w:styleId="22">
-    <w:name w:val="toc 5"/>
-    <w:basedOn w:val="20"/>
-    <w:uiPriority w:val="0"/>
-    <w:pPr>
-      <w:tabs>
-        <w:tab w:val="right" w:leader="dot" w:pos="9637"/>
-      </w:tabs>
-      <w:ind w:left="1132"/>
-    </w:pPr>
-  </w:style>
-  <w:style w:type="paragraph" w:styleId="23">
-    <w:name w:val="toc 4"/>
-    <w:basedOn w:val="20"/>
-    <w:uiPriority w:val="0"/>
-    <w:pPr>
-      <w:tabs>
-        <w:tab w:val="right" w:leader="dot" w:pos="9637"/>
-      </w:tabs>
-      <w:ind w:left="849"/>
-    </w:pPr>
-  </w:style>
-  <w:style w:type="paragraph" w:styleId="24">
-    <w:name w:val="toc 8"/>
-    <w:basedOn w:val="20"/>
-    <w:uiPriority w:val="0"/>
-    <w:pPr>
-      <w:tabs>
-        <w:tab w:val="right" w:leader="dot" w:pos="9637"/>
-      </w:tabs>
-      <w:ind w:left="1981"/>
-    </w:pPr>
-  </w:style>
-  <w:style w:type="paragraph" w:styleId="25">
+  <w:style w:type="paragraph" w:styleId="15">
     <w:name w:val="header"/>
     <w:basedOn w:val="1"/>
     <w:link w:val="31"/>
@@ -19804,45 +20069,34 @@
       </w:tabs>
     </w:pPr>
   </w:style>
-  <w:style w:type="paragraph" w:styleId="26">
-    <w:name w:val="footer"/>
-    <w:basedOn w:val="1"/>
+  <w:style w:type="character" w:styleId="16">
+    <w:name w:val="Hyperlink"/>
+    <w:qFormat/>
+    <w:uiPriority w:val="99"/>
+    <w:rPr>
+      <w:color w:val="0000FF"/>
+      <w:u w:val="single"/>
+    </w:rPr>
+  </w:style>
+  <w:style w:type="paragraph" w:styleId="17">
+    <w:name w:val="List"/>
+    <w:basedOn w:val="13"/>
     <w:uiPriority w:val="0"/>
-    <w:pPr>
-      <w:suppressLineNumbers/>
-      <w:tabs>
-        <w:tab w:val="center" w:pos="4818"/>
-        <w:tab w:val="right" w:pos="9637"/>
-      </w:tabs>
-    </w:pPr>
+    <w:rPr>
+      <w:rFonts w:cs="Tahoma"/>
+    </w:rPr>
   </w:style>
-  <w:style w:type="paragraph" w:styleId="27">
-    <w:name w:val="toc 7"/>
-    <w:basedOn w:val="20"/>
+  <w:style w:type="character" w:styleId="18">
+    <w:name w:val="page number"/>
+    <w:basedOn w:val="19"/>
     <w:uiPriority w:val="0"/>
-    <w:pPr>
-      <w:tabs>
-        <w:tab w:val="right" w:leader="dot" w:pos="9637"/>
-      </w:tabs>
-      <w:ind w:left="1698"/>
-    </w:pPr>
   </w:style>
-  <w:style w:type="paragraph" w:styleId="28">
-    <w:name w:val="toc 3"/>
-    <w:basedOn w:val="1"/>
-    <w:next w:val="1"/>
-    <w:uiPriority w:val="39"/>
-    <w:pPr>
-      <w:ind w:left="480"/>
-    </w:pPr>
+  <w:style w:type="character" w:customStyle="1" w:styleId="19">
+    <w:name w:val="Fonte parág. padrão1"/>
+    <w:qFormat/>
+    <w:uiPriority w:val="0"/>
   </w:style>
-  <w:style w:type="paragraph" w:styleId="29">
-    <w:name w:val="toc 1"/>
-    <w:basedOn w:val="1"/>
-    <w:next w:val="1"/>
-    <w:uiPriority w:val="39"/>
-  </w:style>
-  <w:style w:type="table" w:styleId="30">
+  <w:style w:type="table" w:styleId="20">
     <w:name w:val="Table Grid"/>
     <w:basedOn w:val="12"/>
     <w:uiPriority w:val="39"/>
@@ -19866,9 +20120,110 @@
       </w:tblCellMar>
     </w:tblPr>
   </w:style>
+  <w:style w:type="paragraph" w:styleId="21">
+    <w:name w:val="toc 1"/>
+    <w:basedOn w:val="1"/>
+    <w:next w:val="1"/>
+    <w:uiPriority w:val="39"/>
+  </w:style>
+  <w:style w:type="paragraph" w:styleId="22">
+    <w:name w:val="toc 2"/>
+    <w:basedOn w:val="1"/>
+    <w:next w:val="1"/>
+    <w:uiPriority w:val="39"/>
+    <w:pPr>
+      <w:ind w:left="240"/>
+    </w:pPr>
+  </w:style>
+  <w:style w:type="paragraph" w:styleId="23">
+    <w:name w:val="toc 3"/>
+    <w:basedOn w:val="1"/>
+    <w:next w:val="1"/>
+    <w:uiPriority w:val="39"/>
+    <w:pPr>
+      <w:ind w:left="480"/>
+    </w:pPr>
+  </w:style>
+  <w:style w:type="paragraph" w:styleId="24">
+    <w:name w:val="toc 4"/>
+    <w:basedOn w:val="25"/>
+    <w:uiPriority w:val="0"/>
+    <w:pPr>
+      <w:tabs>
+        <w:tab w:val="right" w:leader="dot" w:pos="9637"/>
+      </w:tabs>
+      <w:ind w:left="849"/>
+    </w:pPr>
+  </w:style>
+  <w:style w:type="paragraph" w:customStyle="1" w:styleId="25">
+    <w:name w:val="Índice"/>
+    <w:basedOn w:val="1"/>
+    <w:uiPriority w:val="0"/>
+    <w:pPr>
+      <w:suppressLineNumbers/>
+    </w:pPr>
+    <w:rPr>
+      <w:rFonts w:cs="Tahoma"/>
+    </w:rPr>
+  </w:style>
+  <w:style w:type="paragraph" w:styleId="26">
+    <w:name w:val="toc 5"/>
+    <w:basedOn w:val="25"/>
+    <w:uiPriority w:val="0"/>
+    <w:pPr>
+      <w:tabs>
+        <w:tab w:val="right" w:leader="dot" w:pos="9637"/>
+      </w:tabs>
+      <w:ind w:left="1132"/>
+    </w:pPr>
+  </w:style>
+  <w:style w:type="paragraph" w:styleId="27">
+    <w:name w:val="toc 6"/>
+    <w:basedOn w:val="25"/>
+    <w:uiPriority w:val="0"/>
+    <w:pPr>
+      <w:tabs>
+        <w:tab w:val="right" w:leader="dot" w:pos="9637"/>
+      </w:tabs>
+      <w:ind w:left="1415"/>
+    </w:pPr>
+  </w:style>
+  <w:style w:type="paragraph" w:styleId="28">
+    <w:name w:val="toc 7"/>
+    <w:basedOn w:val="25"/>
+    <w:uiPriority w:val="0"/>
+    <w:pPr>
+      <w:tabs>
+        <w:tab w:val="right" w:leader="dot" w:pos="9637"/>
+      </w:tabs>
+      <w:ind w:left="1698"/>
+    </w:pPr>
+  </w:style>
+  <w:style w:type="paragraph" w:styleId="29">
+    <w:name w:val="toc 8"/>
+    <w:basedOn w:val="25"/>
+    <w:uiPriority w:val="0"/>
+    <w:pPr>
+      <w:tabs>
+        <w:tab w:val="right" w:leader="dot" w:pos="9637"/>
+      </w:tabs>
+      <w:ind w:left="1981"/>
+    </w:pPr>
+  </w:style>
+  <w:style w:type="paragraph" w:styleId="30">
+    <w:name w:val="toc 9"/>
+    <w:basedOn w:val="25"/>
+    <w:uiPriority w:val="0"/>
+    <w:pPr>
+      <w:tabs>
+        <w:tab w:val="right" w:leader="dot" w:pos="9637"/>
+      </w:tabs>
+      <w:ind w:left="2264"/>
+    </w:pPr>
+  </w:style>
   <w:style w:type="character" w:customStyle="1" w:styleId="31">
     <w:name w:val="Cabeçalho Char"/>
-    <w:link w:val="25"/>
+    <w:link w:val="15"/>
     <w:uiPriority w:val="99"/>
     <w:rPr>
       <w:sz w:val="24"/>
@@ -20152,7 +20507,7 @@
   <w:style w:type="paragraph" w:customStyle="1" w:styleId="71">
     <w:name w:val="Título1"/>
     <w:basedOn w:val="1"/>
-    <w:next w:val="18"/>
+    <w:next w:val="13"/>
     <w:uiPriority w:val="0"/>
     <w:pPr>
       <w:keepNext/>
@@ -20190,12 +20545,12 @@
   </w:style>
   <w:style w:type="paragraph" w:customStyle="1" w:styleId="74">
     <w:name w:val="Conteúdo de quadro"/>
-    <w:basedOn w:val="18"/>
+    <w:basedOn w:val="13"/>
     <w:uiPriority w:val="0"/>
   </w:style>
   <w:style w:type="paragraph" w:customStyle="1" w:styleId="75">
     <w:name w:val="Sumário 10"/>
-    <w:basedOn w:val="20"/>
+    <w:basedOn w:val="25"/>
     <w:uiPriority w:val="0"/>
     <w:pPr>
       <w:tabs>
